--- a/523c0012_LAB7.docx
+++ b/523c0012_LAB7.docx
@@ -4,1677 +4,1493 @@
   <w:body>
     <w:p>
       <w:pPr>
-        <w:pStyle w:val="ListParagraph"/>
+        <w:pStyle w:val="Heading3"/>
+        <w:spacing w:before="0"/>
+        <w:rPr>
+          <w:rFonts w:ascii="Times New Roman" w:hAnsi="Times New Roman" w:cs="Times New Roman"/>
+          <w:color w:val="000000"/>
+          <w:sz w:val="28"/>
+          <w:szCs w:val="28"/>
+        </w:rPr>
+      </w:pPr>
+      <w:r>
+        <w:rPr>
+          <w:rFonts w:ascii="Times New Roman" w:hAnsi="Times New Roman" w:cs="Times New Roman"/>
+          <w:color w:val="000000"/>
+          <w:sz w:val="28"/>
+          <w:szCs w:val="28"/>
+        </w:rPr>
+        <w:t>1. Introduction</w:t>
+      </w:r>
+    </w:p>
+    <w:p>
+      <w:pPr>
+        <w:pStyle w:val="NormalWeb"/>
+        <w:spacing w:before="0" w:beforeAutospacing="0"/>
+        <w:rPr>
+          <w:color w:val="000000"/>
+          <w:sz w:val="28"/>
+          <w:szCs w:val="28"/>
+        </w:rPr>
+      </w:pPr>
+      <w:r>
+        <w:rPr>
+          <w:rStyle w:val="citation-440"/>
+          <w:color w:val="000000"/>
+          <w:sz w:val="28"/>
+          <w:szCs w:val="28"/>
+        </w:rPr>
+        <w:t>The purpose of this lab is to practice the</w:t>
+      </w:r>
+      <w:r>
+        <w:rPr>
+          <w:rStyle w:val="apple-converted-space"/>
+          <w:color w:val="000000"/>
+          <w:sz w:val="28"/>
+          <w:szCs w:val="28"/>
+        </w:rPr>
+        <w:t> </w:t>
+      </w:r>
+      <w:r>
+        <w:rPr>
+          <w:rStyle w:val="citation-440"/>
+          <w:b/>
+          <w:bCs/>
+          <w:color w:val="000000"/>
+          <w:sz w:val="28"/>
+          <w:szCs w:val="28"/>
+        </w:rPr>
+        <w:t>Database First approach</w:t>
+      </w:r>
+      <w:r>
+        <w:rPr>
+          <w:rStyle w:val="apple-converted-space"/>
+          <w:color w:val="000000"/>
+          <w:sz w:val="28"/>
+          <w:szCs w:val="28"/>
+        </w:rPr>
+        <w:t> </w:t>
+      </w:r>
+      <w:r>
+        <w:rPr>
+          <w:rStyle w:val="citation-440"/>
+          <w:color w:val="000000"/>
+          <w:sz w:val="28"/>
+          <w:szCs w:val="28"/>
+        </w:rPr>
+        <w:t>using</w:t>
+      </w:r>
+      <w:r>
+        <w:rPr>
+          <w:rStyle w:val="apple-converted-space"/>
+          <w:color w:val="000000"/>
+          <w:sz w:val="28"/>
+          <w:szCs w:val="28"/>
+        </w:rPr>
+        <w:t> </w:t>
+      </w:r>
+      <w:r>
+        <w:rPr>
+          <w:rStyle w:val="citation-440"/>
+          <w:b/>
+          <w:bCs/>
+          <w:color w:val="000000"/>
+          <w:sz w:val="28"/>
+          <w:szCs w:val="28"/>
+        </w:rPr>
+        <w:t>Entity Framework Core</w:t>
+      </w:r>
+      <w:r>
+        <w:rPr>
+          <w:rStyle w:val="apple-converted-space"/>
+          <w:color w:val="000000"/>
+          <w:sz w:val="28"/>
+          <w:szCs w:val="28"/>
+        </w:rPr>
+        <w:t> </w:t>
+      </w:r>
+      <w:r>
+        <w:rPr>
+          <w:rStyle w:val="citation-440"/>
+          <w:color w:val="000000"/>
+          <w:sz w:val="28"/>
+          <w:szCs w:val="28"/>
+        </w:rPr>
+        <w:t>in ASP.NET Core</w:t>
+      </w:r>
+      <w:r>
+        <w:rPr>
+          <w:color w:val="000000"/>
+          <w:sz w:val="28"/>
+          <w:szCs w:val="28"/>
+        </w:rPr>
+        <w:t>.</w:t>
+      </w:r>
+      <w:r>
+        <w:rPr>
+          <w:rStyle w:val="apple-converted-space"/>
+          <w:color w:val="000000"/>
+          <w:sz w:val="28"/>
+          <w:szCs w:val="28"/>
+        </w:rPr>
+        <w:t> </w:t>
+      </w:r>
+      <w:r>
+        <w:rPr>
+          <w:rStyle w:val="citation-439"/>
+          <w:color w:val="000000"/>
+          <w:sz w:val="28"/>
+          <w:szCs w:val="28"/>
+        </w:rPr>
+        <w:t>This approach allows for the generation of a data access layer (Models and DbContext) directly from an existing SQL Server database schema</w:t>
+      </w:r>
+      <w:r>
+        <w:rPr>
+          <w:color w:val="000000"/>
+          <w:sz w:val="28"/>
+          <w:szCs w:val="28"/>
+        </w:rPr>
+        <w:t>.</w:t>
+      </w:r>
+    </w:p>
+    <w:p>
+      <w:pPr>
+        <w:pStyle w:val="Heading3"/>
+        <w:spacing w:before="0"/>
+        <w:rPr>
+          <w:rFonts w:ascii="Times New Roman" w:hAnsi="Times New Roman" w:cs="Times New Roman"/>
+          <w:color w:val="000000"/>
+          <w:sz w:val="28"/>
+          <w:szCs w:val="28"/>
+        </w:rPr>
+      </w:pPr>
+      <w:r>
+        <w:rPr>
+          <w:rFonts w:ascii="Times New Roman" w:hAnsi="Times New Roman" w:cs="Times New Roman"/>
+          <w:color w:val="000000"/>
+          <w:sz w:val="28"/>
+          <w:szCs w:val="28"/>
+        </w:rPr>
+        <w:t>2. Exercises Summary</w:t>
+      </w:r>
+    </w:p>
+    <w:p>
+      <w:pPr>
+        <w:pStyle w:val="Heading4"/>
+        <w:spacing w:before="0"/>
+        <w:rPr>
+          <w:rFonts w:ascii="Times New Roman" w:hAnsi="Times New Roman" w:cs="Times New Roman"/>
+          <w:color w:val="000000"/>
+          <w:sz w:val="28"/>
+          <w:szCs w:val="28"/>
+        </w:rPr>
+      </w:pPr>
+      <w:r>
+        <w:rPr>
+          <w:rFonts w:ascii="Times New Roman" w:hAnsi="Times New Roman" w:cs="Times New Roman"/>
+          <w:color w:val="000000"/>
+          <w:sz w:val="28"/>
+          <w:szCs w:val="28"/>
+        </w:rPr>
+        <w:t>Exercise 1: School Management with Razor Pages</w:t>
+      </w:r>
+    </w:p>
+    <w:p>
+      <w:pPr>
+        <w:pStyle w:val="NormalWeb"/>
         <w:numPr>
           <w:ilvl w:val="0"/>
-          <w:numId w:val="5"/>
+          <w:numId w:val="9"/>
         </w:numPr>
-        <w:rPr>
-          <w:rFonts w:ascii="Times New Roman" w:hAnsi="Times New Roman" w:cs="Times New Roman"/>
-          <w:lang w:val="vi-VN"/>
-        </w:rPr>
-      </w:pPr>
-      <w:r>
-        <w:rPr>
-          <w:rFonts w:ascii="Times New Roman" w:hAnsi="Times New Roman" w:cs="Times New Roman"/>
+        <w:spacing w:before="0" w:beforeAutospacing="0"/>
+        <w:rPr>
+          <w:color w:val="000000"/>
+          <w:sz w:val="28"/>
+          <w:szCs w:val="28"/>
+        </w:rPr>
+      </w:pPr>
+      <w:r>
+        <w:rPr>
+          <w:rStyle w:val="citation-438"/>
+          <w:rFonts w:eastAsiaTheme="majorEastAsia"/>
           <w:b/>
           <w:bCs/>
-          <w:lang w:val="vi-VN"/>
-        </w:rPr>
-        <w:t>Introduction</w:t>
-      </w:r>
-      <w:r>
-        <w:rPr>
-          <w:rFonts w:ascii="Times New Roman" w:hAnsi="Times New Roman" w:cs="Times New Roman"/>
-          <w:lang w:val="vi-VN"/>
-        </w:rPr>
-        <w:br/>
-        <w:t>The purpose of this lab was to implement a 3-</w:t>
-      </w:r>
-      <w:r>
-        <w:rPr>
-          <w:rFonts w:ascii="Times New Roman" w:hAnsi="Times New Roman" w:cs="Times New Roman"/>
-        </w:rPr>
-        <w:t xml:space="preserve">Tier Architecture using ASP.Net WebForms. This architectural pattern separates the application into three logical layers: </w:t>
+          <w:color w:val="000000"/>
+          <w:sz w:val="28"/>
+          <w:szCs w:val="28"/>
+        </w:rPr>
+        <w:t>Objective:</w:t>
+      </w:r>
+      <w:r>
+        <w:rPr>
+          <w:rStyle w:val="apple-converted-space"/>
+          <w:color w:val="000000"/>
+          <w:sz w:val="28"/>
+          <w:szCs w:val="28"/>
+        </w:rPr>
+        <w:t> </w:t>
+      </w:r>
+      <w:r>
+        <w:rPr>
+          <w:rStyle w:val="citation-438"/>
+          <w:rFonts w:eastAsiaTheme="majorEastAsia"/>
+          <w:color w:val="000000"/>
+          <w:sz w:val="28"/>
+          <w:szCs w:val="28"/>
+        </w:rPr>
+        <w:t>Create a page-focused web application using a comprehensive schema (Students, Courses, Instructors, Enrollments, Departments)</w:t>
+      </w:r>
+      <w:r>
+        <w:rPr>
+          <w:color w:val="000000"/>
+          <w:sz w:val="28"/>
+          <w:szCs w:val="28"/>
+        </w:rPr>
+        <w:t>.</w:t>
       </w:r>
     </w:p>
     <w:p>
       <w:pPr>
-        <w:pStyle w:val="ListParagraph"/>
-        <w:ind w:left="1080" w:firstLine="360"/>
-        <w:rPr>
-          <w:rFonts w:ascii="Times New Roman" w:hAnsi="Times New Roman" w:cs="Times New Roman"/>
-        </w:rPr>
-      </w:pPr>
-      <w:r>
-        <w:rPr>
-          <w:rFonts w:ascii="Times New Roman" w:hAnsi="Times New Roman" w:cs="Times New Roman"/>
-        </w:rPr>
-        <w:t xml:space="preserve">The Presentation Layer (UI), </w:t>
+        <w:pStyle w:val="NormalWeb"/>
+        <w:numPr>
+          <w:ilvl w:val="0"/>
+          <w:numId w:val="9"/>
+        </w:numPr>
+        <w:spacing w:before="0" w:beforeAutospacing="0"/>
+        <w:rPr>
+          <w:color w:val="000000"/>
+          <w:sz w:val="28"/>
+          <w:szCs w:val="28"/>
+        </w:rPr>
+      </w:pPr>
+      <w:r>
+        <w:rPr>
+          <w:rStyle w:val="citation-437"/>
+          <w:b/>
+          <w:bCs/>
+          <w:color w:val="000000"/>
+          <w:sz w:val="28"/>
+          <w:szCs w:val="28"/>
+        </w:rPr>
+        <w:t>Implementation:</w:t>
+      </w:r>
+      <w:r>
+        <w:rPr>
+          <w:rStyle w:val="apple-converted-space"/>
+          <w:color w:val="000000"/>
+          <w:sz w:val="28"/>
+          <w:szCs w:val="28"/>
+        </w:rPr>
+        <w:t> </w:t>
+      </w:r>
+      <w:r>
+        <w:rPr>
+          <w:rStyle w:val="citation-437"/>
+          <w:color w:val="000000"/>
+          <w:sz w:val="28"/>
+          <w:szCs w:val="28"/>
+        </w:rPr>
+        <w:t>* Created the</w:t>
+      </w:r>
+      <w:r>
+        <w:rPr>
+          <w:rStyle w:val="apple-converted-space"/>
+          <w:color w:val="000000"/>
+          <w:sz w:val="28"/>
+          <w:szCs w:val="28"/>
+        </w:rPr>
+        <w:t> </w:t>
+      </w:r>
+      <w:r>
+        <w:rPr>
+          <w:rStyle w:val="citation-437"/>
+          <w:color w:val="000000"/>
+          <w:sz w:val="28"/>
+          <w:szCs w:val="28"/>
+        </w:rPr>
+        <w:t>SchoolDB</w:t>
+      </w:r>
+      <w:r>
+        <w:rPr>
+          <w:rStyle w:val="apple-converted-space"/>
+          <w:color w:val="000000"/>
+          <w:sz w:val="28"/>
+          <w:szCs w:val="28"/>
+        </w:rPr>
+        <w:t> </w:t>
+      </w:r>
+      <w:r>
+        <w:rPr>
+          <w:rStyle w:val="citation-437"/>
+          <w:color w:val="000000"/>
+          <w:sz w:val="28"/>
+          <w:szCs w:val="28"/>
+        </w:rPr>
+        <w:t>database in SSMS and executed scripts for all tables</w:t>
+      </w:r>
+      <w:r>
+        <w:rPr>
+          <w:color w:val="000000"/>
+          <w:sz w:val="28"/>
+          <w:szCs w:val="28"/>
+        </w:rPr>
+        <w:t>.</w:t>
       </w:r>
     </w:p>
     <w:p>
       <w:pPr>
-        <w:pStyle w:val="ListParagraph"/>
-        <w:ind w:left="1080" w:firstLine="360"/>
-        <w:rPr>
-          <w:rFonts w:ascii="Times New Roman" w:hAnsi="Times New Roman" w:cs="Times New Roman"/>
-        </w:rPr>
-      </w:pPr>
-      <w:r>
-        <w:rPr>
-          <w:rFonts w:ascii="Times New Roman" w:hAnsi="Times New Roman" w:cs="Times New Roman"/>
-        </w:rPr>
-        <w:t xml:space="preserve">The Business Logic Layer (BLL/BAL), </w:t>
+        <w:pStyle w:val="NormalWeb"/>
+        <w:numPr>
+          <w:ilvl w:val="1"/>
+          <w:numId w:val="9"/>
+        </w:numPr>
+        <w:spacing w:before="0" w:beforeAutospacing="0"/>
+        <w:rPr>
+          <w:color w:val="000000"/>
+          <w:sz w:val="28"/>
+          <w:szCs w:val="28"/>
+        </w:rPr>
+      </w:pPr>
+      <w:r>
+        <w:rPr>
+          <w:rStyle w:val="citation-436"/>
+          <w:rFonts w:eastAsiaTheme="minorEastAsia"/>
+          <w:color w:val="000000"/>
+          <w:sz w:val="28"/>
+          <w:szCs w:val="28"/>
+        </w:rPr>
+        <w:t>Installed</w:t>
+      </w:r>
+      <w:r>
+        <w:rPr>
+          <w:rStyle w:val="apple-converted-space"/>
+          <w:color w:val="000000"/>
+          <w:sz w:val="28"/>
+          <w:szCs w:val="28"/>
+        </w:rPr>
+        <w:t> </w:t>
+      </w:r>
+      <w:r>
+        <w:rPr>
+          <w:rStyle w:val="citation-436"/>
+          <w:rFonts w:eastAsiaTheme="minorEastAsia"/>
+          <w:color w:val="000000"/>
+          <w:sz w:val="28"/>
+          <w:szCs w:val="28"/>
+        </w:rPr>
+        <w:t>Microsoft.EntityFrameworkCore.SqlServer</w:t>
+      </w:r>
+      <w:r>
+        <w:rPr>
+          <w:rStyle w:val="apple-converted-space"/>
+          <w:color w:val="000000"/>
+          <w:sz w:val="28"/>
+          <w:szCs w:val="28"/>
+        </w:rPr>
+        <w:t> </w:t>
+      </w:r>
+      <w:r>
+        <w:rPr>
+          <w:rStyle w:val="citation-436"/>
+          <w:rFonts w:eastAsiaTheme="minorEastAsia"/>
+          <w:color w:val="000000"/>
+          <w:sz w:val="28"/>
+          <w:szCs w:val="28"/>
+        </w:rPr>
+        <w:t>and</w:t>
+      </w:r>
+      <w:r>
+        <w:rPr>
+          <w:rStyle w:val="apple-converted-space"/>
+          <w:color w:val="000000"/>
+          <w:sz w:val="28"/>
+          <w:szCs w:val="28"/>
+        </w:rPr>
+        <w:t> </w:t>
+      </w:r>
+      <w:r>
+        <w:rPr>
+          <w:rStyle w:val="citation-436"/>
+          <w:rFonts w:eastAsiaTheme="minorEastAsia"/>
+          <w:color w:val="000000"/>
+          <w:sz w:val="28"/>
+          <w:szCs w:val="28"/>
+        </w:rPr>
+        <w:t>Tools</w:t>
+      </w:r>
+      <w:r>
+        <w:rPr>
+          <w:rStyle w:val="apple-converted-space"/>
+          <w:color w:val="000000"/>
+          <w:sz w:val="28"/>
+          <w:szCs w:val="28"/>
+        </w:rPr>
+        <w:t> </w:t>
+      </w:r>
+      <w:r>
+        <w:rPr>
+          <w:rStyle w:val="citation-436"/>
+          <w:rFonts w:eastAsiaTheme="minorEastAsia"/>
+          <w:color w:val="000000"/>
+          <w:sz w:val="28"/>
+          <w:szCs w:val="28"/>
+        </w:rPr>
+        <w:t>packages</w:t>
+      </w:r>
+      <w:r>
+        <w:rPr>
+          <w:color w:val="000000"/>
+          <w:sz w:val="28"/>
+          <w:szCs w:val="28"/>
+        </w:rPr>
+        <w:t>.</w:t>
       </w:r>
     </w:p>
     <w:p>
       <w:pPr>
-        <w:pStyle w:val="ListParagraph"/>
-        <w:ind w:left="1080" w:firstLine="360"/>
-        <w:rPr>
-          <w:rFonts w:ascii="Times New Roman" w:hAnsi="Times New Roman" w:cs="Times New Roman"/>
-        </w:rPr>
-      </w:pPr>
-      <w:r>
-        <w:rPr>
-          <w:rFonts w:ascii="Times New Roman" w:hAnsi="Times New Roman" w:cs="Times New Roman"/>
-        </w:rPr>
-        <w:t>The Data Access Layer (DAL</w:t>
-      </w:r>
-      <w:proofErr w:type="gramStart"/>
-      <w:r>
-        <w:rPr>
-          <w:rFonts w:ascii="Times New Roman" w:hAnsi="Times New Roman" w:cs="Times New Roman"/>
-        </w:rPr>
-        <w:t>) .</w:t>
-      </w:r>
-      <w:proofErr w:type="gramEnd"/>
-      <w:r>
-        <w:rPr>
-          <w:rFonts w:ascii="Times New Roman" w:hAnsi="Times New Roman" w:cs="Times New Roman"/>
-        </w:rPr>
-        <w:t xml:space="preserve"> </w:t>
+        <w:pStyle w:val="NormalWeb"/>
+        <w:numPr>
+          <w:ilvl w:val="1"/>
+          <w:numId w:val="9"/>
+        </w:numPr>
+        <w:spacing w:before="0" w:beforeAutospacing="0"/>
+        <w:rPr>
+          <w:color w:val="000000"/>
+          <w:sz w:val="28"/>
+          <w:szCs w:val="28"/>
+        </w:rPr>
+      </w:pPr>
+      <w:r>
+        <w:rPr>
+          <w:rStyle w:val="citation-435"/>
+          <w:color w:val="000000"/>
+          <w:sz w:val="28"/>
+          <w:szCs w:val="28"/>
+        </w:rPr>
+        <w:t>Configured the connection string in</w:t>
+      </w:r>
+      <w:r>
+        <w:rPr>
+          <w:rStyle w:val="apple-converted-space"/>
+          <w:color w:val="000000"/>
+          <w:sz w:val="28"/>
+          <w:szCs w:val="28"/>
+        </w:rPr>
+        <w:t> </w:t>
+      </w:r>
+      <w:r>
+        <w:rPr>
+          <w:rStyle w:val="citation-435"/>
+          <w:color w:val="000000"/>
+          <w:sz w:val="28"/>
+          <w:szCs w:val="28"/>
+        </w:rPr>
+        <w:t>appsettings.json</w:t>
+      </w:r>
+      <w:r>
+        <w:rPr>
+          <w:color w:val="000000"/>
+          <w:sz w:val="28"/>
+          <w:szCs w:val="28"/>
+        </w:rPr>
+        <w:t>.</w:t>
       </w:r>
     </w:p>
     <w:p>
       <w:pPr>
-        <w:pStyle w:val="ListParagraph"/>
-        <w:ind w:left="1080"/>
-        <w:rPr>
-          <w:rFonts w:ascii="Times New Roman" w:hAnsi="Times New Roman" w:cs="Times New Roman"/>
-        </w:rPr>
-      </w:pPr>
-      <w:r>
-        <w:rPr>
-          <w:rFonts w:ascii="Times New Roman" w:hAnsi="Times New Roman" w:cs="Times New Roman"/>
-        </w:rPr>
-        <w:t xml:space="preserve">By doing so, we aim to improve the maintainability, scalability, and organization of web by isolating data handling from </w:t>
-      </w:r>
-      <w:proofErr w:type="spellStart"/>
-      <w:r>
-        <w:rPr>
-          <w:rFonts w:ascii="Times New Roman" w:hAnsi="Times New Roman" w:cs="Times New Roman"/>
-        </w:rPr>
-        <w:t>it’s</w:t>
-      </w:r>
-      <w:proofErr w:type="spellEnd"/>
-      <w:r>
-        <w:rPr>
-          <w:rFonts w:ascii="Times New Roman" w:hAnsi="Times New Roman" w:cs="Times New Roman"/>
-        </w:rPr>
-        <w:t xml:space="preserve"> </w:t>
-      </w:r>
-      <w:r>
-        <w:rPr>
-          <w:rFonts w:ascii="Times New Roman" w:hAnsi="Times New Roman" w:cs="Times New Roman"/>
-        </w:rPr>
-        <w:t>UI</w:t>
-      </w:r>
-      <w:r>
-        <w:rPr>
-          <w:rFonts w:ascii="Times New Roman" w:hAnsi="Times New Roman" w:cs="Times New Roman"/>
+        <w:pStyle w:val="NormalWeb"/>
+        <w:numPr>
+          <w:ilvl w:val="1"/>
+          <w:numId w:val="9"/>
+        </w:numPr>
+        <w:spacing w:before="0" w:beforeAutospacing="0"/>
+        <w:rPr>
+          <w:color w:val="000000"/>
+          <w:sz w:val="28"/>
+          <w:szCs w:val="28"/>
+        </w:rPr>
+      </w:pPr>
+      <w:r>
+        <w:rPr>
+          <w:rStyle w:val="citation-434"/>
+          <w:color w:val="000000"/>
+          <w:sz w:val="28"/>
+          <w:szCs w:val="28"/>
+        </w:rPr>
+        <w:t>Scaffolding was used to create CRUD Razor Pages for each entity</w:t>
+      </w:r>
+      <w:r>
+        <w:rPr>
+          <w:color w:val="000000"/>
+          <w:sz w:val="28"/>
+          <w:szCs w:val="28"/>
         </w:rPr>
         <w:t>.</w:t>
       </w:r>
     </w:p>
     <w:p>
       <w:pPr>
-        <w:pStyle w:val="ListParagraph"/>
-        <w:ind w:left="1080"/>
-        <w:rPr>
-          <w:rFonts w:ascii="Times New Roman" w:hAnsi="Times New Roman" w:cs="Times New Roman"/>
-        </w:rPr>
-      </w:pPr>
+        <w:pStyle w:val="NormalWeb"/>
+        <w:numPr>
+          <w:ilvl w:val="0"/>
+          <w:numId w:val="9"/>
+        </w:numPr>
+        <w:spacing w:before="0" w:beforeAutospacing="0"/>
+        <w:rPr>
+          <w:color w:val="000000"/>
+          <w:sz w:val="28"/>
+          <w:szCs w:val="28"/>
+        </w:rPr>
+      </w:pPr>
+      <w:r>
+        <w:rPr>
+          <w:rStyle w:val="citation-433"/>
+          <w:rFonts w:eastAsiaTheme="majorEastAsia"/>
+          <w:b/>
+          <w:bCs/>
+          <w:color w:val="000000"/>
+          <w:sz w:val="28"/>
+          <w:szCs w:val="28"/>
+        </w:rPr>
+        <w:t>Key Learning:</w:t>
+      </w:r>
+      <w:r>
+        <w:rPr>
+          <w:rStyle w:val="apple-converted-space"/>
+          <w:color w:val="000000"/>
+          <w:sz w:val="28"/>
+          <w:szCs w:val="28"/>
+        </w:rPr>
+        <w:t> </w:t>
+      </w:r>
+      <w:r>
+        <w:rPr>
+          <w:rStyle w:val="citation-433"/>
+          <w:rFonts w:eastAsiaTheme="majorEastAsia"/>
+          <w:color w:val="000000"/>
+          <w:sz w:val="28"/>
+          <w:szCs w:val="28"/>
+        </w:rPr>
+        <w:t>Learned how Razor Pages use convention-based routing where the URL path maps directly to the file path</w:t>
+      </w:r>
+      <w:r>
+        <w:rPr>
+          <w:color w:val="000000"/>
+          <w:sz w:val="28"/>
+          <w:szCs w:val="28"/>
+        </w:rPr>
+        <w:t>.</w:t>
+      </w:r>
     </w:p>
     <w:p>
       <w:pPr>
-        <w:pStyle w:val="ListParagraph"/>
+        <w:pStyle w:val="Heading4"/>
+        <w:spacing w:before="0"/>
+        <w:rPr>
+          <w:rFonts w:ascii="Times New Roman" w:hAnsi="Times New Roman" w:cs="Times New Roman"/>
+          <w:color w:val="000000"/>
+          <w:sz w:val="28"/>
+          <w:szCs w:val="28"/>
+        </w:rPr>
+      </w:pPr>
+      <w:r>
+        <w:rPr>
+          <w:rFonts w:ascii="Times New Roman" w:hAnsi="Times New Roman" w:cs="Times New Roman"/>
+          <w:color w:val="000000"/>
+          <w:sz w:val="28"/>
+          <w:szCs w:val="28"/>
+        </w:rPr>
+        <w:t>Exercise 2: School Management with MVC</w:t>
+      </w:r>
+    </w:p>
+    <w:p>
+      <w:pPr>
+        <w:pStyle w:val="NormalWeb"/>
         <w:numPr>
           <w:ilvl w:val="0"/>
-          <w:numId w:val="5"/>
+          <w:numId w:val="10"/>
         </w:numPr>
-        <w:rPr>
-          <w:rFonts w:ascii="Times New Roman" w:hAnsi="Times New Roman" w:cs="Times New Roman"/>
+        <w:spacing w:before="0" w:beforeAutospacing="0"/>
+        <w:rPr>
+          <w:color w:val="000000"/>
+          <w:sz w:val="28"/>
+          <w:szCs w:val="28"/>
+        </w:rPr>
+      </w:pPr>
+      <w:r>
+        <w:rPr>
+          <w:rStyle w:val="citation-432"/>
+          <w:rFonts w:eastAsiaTheme="majorEastAsia"/>
           <w:b/>
           <w:bCs/>
-          <w:lang w:val="vi-VN"/>
-        </w:rPr>
-      </w:pPr>
-      <w:r>
-        <w:rPr>
-          <w:rFonts w:ascii="Times New Roman" w:hAnsi="Times New Roman" w:cs="Times New Roman"/>
+          <w:color w:val="000000"/>
+          <w:sz w:val="28"/>
+          <w:szCs w:val="28"/>
+        </w:rPr>
+        <w:t>Objective:</w:t>
+      </w:r>
+      <w:r>
+        <w:rPr>
+          <w:rStyle w:val="apple-converted-space"/>
+          <w:color w:val="000000"/>
+          <w:sz w:val="28"/>
+          <w:szCs w:val="28"/>
+        </w:rPr>
+        <w:t> </w:t>
+      </w:r>
+      <w:r>
+        <w:rPr>
+          <w:rStyle w:val="citation-432"/>
+          <w:rFonts w:eastAsiaTheme="majorEastAsia"/>
+          <w:color w:val="000000"/>
+          <w:sz w:val="28"/>
+          <w:szCs w:val="28"/>
+        </w:rPr>
+        <w:t>Develop the same school management system using the</w:t>
+      </w:r>
+      <w:r>
+        <w:rPr>
+          <w:rStyle w:val="apple-converted-space"/>
+          <w:color w:val="000000"/>
+          <w:sz w:val="28"/>
+          <w:szCs w:val="28"/>
+        </w:rPr>
+        <w:t> </w:t>
+      </w:r>
+      <w:r>
+        <w:rPr>
+          <w:rStyle w:val="citation-432"/>
+          <w:rFonts w:eastAsiaTheme="majorEastAsia"/>
           <w:b/>
           <w:bCs/>
-        </w:rPr>
-        <w:t>Exercises</w:t>
-      </w:r>
-      <w:r>
-        <w:rPr>
-          <w:rFonts w:ascii="Times New Roman" w:hAnsi="Times New Roman" w:cs="Times New Roman"/>
+          <w:color w:val="000000"/>
+          <w:sz w:val="28"/>
+          <w:szCs w:val="28"/>
+        </w:rPr>
+        <w:t>Model-View-Controller</w:t>
+      </w:r>
+      <w:r>
+        <w:rPr>
+          <w:rStyle w:val="apple-converted-space"/>
+          <w:color w:val="000000"/>
+          <w:sz w:val="28"/>
+          <w:szCs w:val="28"/>
+        </w:rPr>
+        <w:t> </w:t>
+      </w:r>
+      <w:r>
+        <w:rPr>
+          <w:rStyle w:val="citation-432"/>
+          <w:rFonts w:eastAsiaTheme="majorEastAsia"/>
+          <w:color w:val="000000"/>
+          <w:sz w:val="28"/>
+          <w:szCs w:val="28"/>
+        </w:rPr>
+        <w:t>pattern</w:t>
+      </w:r>
+      <w:r>
+        <w:rPr>
+          <w:color w:val="000000"/>
+          <w:sz w:val="28"/>
+          <w:szCs w:val="28"/>
+        </w:rPr>
+        <w:t>.</w:t>
+      </w:r>
+    </w:p>
+    <w:p>
+      <w:pPr>
+        <w:pStyle w:val="NormalWeb"/>
+        <w:numPr>
+          <w:ilvl w:val="0"/>
+          <w:numId w:val="10"/>
+        </w:numPr>
+        <w:spacing w:before="0" w:beforeAutospacing="0"/>
+        <w:rPr>
+          <w:color w:val="000000"/>
+          <w:sz w:val="28"/>
+          <w:szCs w:val="28"/>
+        </w:rPr>
+      </w:pPr>
+      <w:r>
+        <w:rPr>
+          <w:rStyle w:val="citation-431"/>
+          <w:rFonts w:eastAsiaTheme="majorEastAsia"/>
           <w:b/>
           <w:bCs/>
-        </w:rPr>
-        <w:t xml:space="preserve"> (Classwork’s)</w:t>
-      </w:r>
-      <w:r>
-        <w:rPr>
-          <w:rFonts w:ascii="Times New Roman" w:hAnsi="Times New Roman" w:cs="Times New Roman"/>
+          <w:color w:val="000000"/>
+          <w:sz w:val="28"/>
+          <w:szCs w:val="28"/>
+        </w:rPr>
+        <w:t>Implementation:</w:t>
+      </w:r>
+      <w:r>
+        <w:rPr>
+          <w:rStyle w:val="apple-converted-space"/>
+          <w:color w:val="000000"/>
+          <w:sz w:val="28"/>
+          <w:szCs w:val="28"/>
+        </w:rPr>
+        <w:t> </w:t>
+      </w:r>
+      <w:r>
+        <w:rPr>
+          <w:rStyle w:val="citation-431"/>
+          <w:rFonts w:eastAsiaTheme="majorEastAsia"/>
+          <w:color w:val="000000"/>
+          <w:sz w:val="28"/>
+          <w:szCs w:val="28"/>
+        </w:rPr>
+        <w:t>* Set up a project using the MVC template</w:t>
+      </w:r>
+      <w:r>
+        <w:rPr>
+          <w:color w:val="000000"/>
+          <w:sz w:val="28"/>
+          <w:szCs w:val="28"/>
+        </w:rPr>
+        <w:t>.</w:t>
+      </w:r>
+    </w:p>
+    <w:p>
+      <w:pPr>
+        <w:pStyle w:val="NormalWeb"/>
+        <w:numPr>
+          <w:ilvl w:val="1"/>
+          <w:numId w:val="10"/>
+        </w:numPr>
+        <w:spacing w:before="0" w:beforeAutospacing="0"/>
+        <w:rPr>
+          <w:color w:val="000000"/>
+          <w:sz w:val="28"/>
+          <w:szCs w:val="28"/>
+        </w:rPr>
+      </w:pPr>
+      <w:r>
+        <w:rPr>
+          <w:rStyle w:val="citation-430"/>
+          <w:rFonts w:eastAsiaTheme="majorEastAsia"/>
+          <w:color w:val="000000"/>
+          <w:sz w:val="28"/>
+          <w:szCs w:val="28"/>
+        </w:rPr>
+        <w:t>Configured the</w:t>
+      </w:r>
+      <w:r>
+        <w:rPr>
+          <w:rStyle w:val="apple-converted-space"/>
+          <w:color w:val="000000"/>
+          <w:sz w:val="28"/>
+          <w:szCs w:val="28"/>
+        </w:rPr>
+        <w:t> </w:t>
+      </w:r>
+      <w:r>
+        <w:rPr>
+          <w:rStyle w:val="citation-430"/>
+          <w:rFonts w:eastAsiaTheme="majorEastAsia"/>
+          <w:color w:val="000000"/>
+          <w:sz w:val="28"/>
+          <w:szCs w:val="28"/>
+        </w:rPr>
+        <w:t>SchoolContext</w:t>
+      </w:r>
+      <w:r>
+        <w:rPr>
+          <w:rStyle w:val="apple-converted-space"/>
+          <w:color w:val="000000"/>
+          <w:sz w:val="28"/>
+          <w:szCs w:val="28"/>
+        </w:rPr>
+        <w:t> </w:t>
+      </w:r>
+      <w:r>
+        <w:rPr>
+          <w:rStyle w:val="citation-430"/>
+          <w:rFonts w:eastAsiaTheme="majorEastAsia"/>
+          <w:color w:val="000000"/>
+          <w:sz w:val="28"/>
+          <w:szCs w:val="28"/>
+        </w:rPr>
+        <w:t>and defined the DB connection in</w:t>
+      </w:r>
+      <w:r>
+        <w:rPr>
+          <w:rStyle w:val="apple-converted-space"/>
+          <w:color w:val="000000"/>
+          <w:sz w:val="28"/>
+          <w:szCs w:val="28"/>
+        </w:rPr>
+        <w:t> </w:t>
+      </w:r>
+      <w:r>
+        <w:rPr>
+          <w:rStyle w:val="citation-430"/>
+          <w:rFonts w:eastAsiaTheme="majorEastAsia"/>
+          <w:color w:val="000000"/>
+          <w:sz w:val="28"/>
+          <w:szCs w:val="28"/>
+        </w:rPr>
+        <w:t>Program.cs</w:t>
+      </w:r>
+      <w:r>
+        <w:rPr>
+          <w:color w:val="000000"/>
+          <w:sz w:val="28"/>
+          <w:szCs w:val="28"/>
+        </w:rPr>
+        <w:t>.</w:t>
+      </w:r>
+    </w:p>
+    <w:p>
+      <w:pPr>
+        <w:pStyle w:val="NormalWeb"/>
+        <w:numPr>
+          <w:ilvl w:val="1"/>
+          <w:numId w:val="10"/>
+        </w:numPr>
+        <w:spacing w:before="0" w:beforeAutospacing="0"/>
+        <w:rPr>
+          <w:color w:val="000000"/>
+          <w:sz w:val="28"/>
+          <w:szCs w:val="28"/>
+        </w:rPr>
+      </w:pPr>
+      <w:r>
+        <w:rPr>
+          <w:rStyle w:val="citation-429"/>
+          <w:rFonts w:eastAsiaTheme="majorEastAsia"/>
+          <w:color w:val="000000"/>
+          <w:sz w:val="28"/>
+          <w:szCs w:val="28"/>
+        </w:rPr>
+        <w:t>Created</w:t>
+      </w:r>
+      <w:r>
+        <w:rPr>
+          <w:rStyle w:val="apple-converted-space"/>
+          <w:color w:val="000000"/>
+          <w:sz w:val="28"/>
+          <w:szCs w:val="28"/>
+        </w:rPr>
+        <w:t> </w:t>
+      </w:r>
+      <w:r>
+        <w:rPr>
+          <w:rStyle w:val="citation-429"/>
+          <w:rFonts w:eastAsiaTheme="majorEastAsia"/>
           <w:b/>
           <w:bCs/>
-        </w:rPr>
-        <w:tab/>
+          <w:color w:val="000000"/>
+          <w:sz w:val="28"/>
+          <w:szCs w:val="28"/>
+        </w:rPr>
+        <w:t>Controllers</w:t>
+      </w:r>
+      <w:r>
+        <w:rPr>
+          <w:rStyle w:val="apple-converted-space"/>
+          <w:color w:val="000000"/>
+          <w:sz w:val="28"/>
+          <w:szCs w:val="28"/>
+        </w:rPr>
+        <w:t> </w:t>
+      </w:r>
+      <w:r>
+        <w:rPr>
+          <w:rStyle w:val="citation-429"/>
+          <w:rFonts w:eastAsiaTheme="majorEastAsia"/>
+          <w:color w:val="000000"/>
+          <w:sz w:val="28"/>
+          <w:szCs w:val="28"/>
+        </w:rPr>
+        <w:t>using Entity Framework scaffolding, which automatically generated the associated</w:t>
+      </w:r>
+      <w:r>
+        <w:rPr>
+          <w:rStyle w:val="apple-converted-space"/>
+          <w:color w:val="000000"/>
+          <w:sz w:val="28"/>
+          <w:szCs w:val="28"/>
+        </w:rPr>
+        <w:t> </w:t>
+      </w:r>
+      <w:r>
+        <w:rPr>
+          <w:rStyle w:val="citation-429"/>
+          <w:rFonts w:eastAsiaTheme="majorEastAsia"/>
+          <w:b/>
+          <w:bCs/>
+          <w:color w:val="000000"/>
+          <w:sz w:val="28"/>
+          <w:szCs w:val="28"/>
+        </w:rPr>
+        <w:t>Views</w:t>
+      </w:r>
+      <w:r>
+        <w:rPr>
+          <w:color w:val="000000"/>
+          <w:sz w:val="28"/>
+          <w:szCs w:val="28"/>
+        </w:rPr>
+        <w:t>.</w:t>
       </w:r>
     </w:p>
     <w:p>
       <w:pPr>
-        <w:pStyle w:val="ListParagraph"/>
+        <w:pStyle w:val="NormalWeb"/>
         <w:numPr>
           <w:ilvl w:val="0"/>
-          <w:numId w:val="6"/>
+          <w:numId w:val="10"/>
         </w:numPr>
-        <w:rPr>
-          <w:rFonts w:ascii="Times New Roman" w:hAnsi="Times New Roman" w:cs="Times New Roman"/>
+        <w:spacing w:before="0" w:beforeAutospacing="0"/>
+        <w:rPr>
+          <w:color w:val="000000"/>
+          <w:sz w:val="28"/>
+          <w:szCs w:val="28"/>
+        </w:rPr>
+      </w:pPr>
+      <w:r>
+        <w:rPr>
+          <w:rStyle w:val="citation-428"/>
+          <w:rFonts w:eastAsiaTheme="majorEastAsia"/>
           <w:b/>
           <w:bCs/>
-          <w:lang w:val="vi-VN"/>
-        </w:rPr>
-      </w:pPr>
-      <w:r>
+          <w:color w:val="000000"/>
+          <w:sz w:val="28"/>
+          <w:szCs w:val="28"/>
+        </w:rPr>
+        <w:t>Key Learning:</w:t>
+      </w:r>
+      <w:r>
+        <w:rPr>
+          <w:rStyle w:val="apple-converted-space"/>
+          <w:color w:val="000000"/>
+          <w:sz w:val="28"/>
+          <w:szCs w:val="28"/>
+        </w:rPr>
+        <w:t> </w:t>
+      </w:r>
+      <w:r>
+        <w:rPr>
+          <w:rStyle w:val="citation-428"/>
+          <w:rFonts w:eastAsiaTheme="majorEastAsia"/>
+          <w:color w:val="000000"/>
+          <w:sz w:val="28"/>
+          <w:szCs w:val="28"/>
+        </w:rPr>
+        <w:t>Understood the separation of concerns, where the Controller handles user interactions and updates the Model and View accordingly</w:t>
+      </w:r>
+      <w:r>
+        <w:rPr>
+          <w:color w:val="000000"/>
+          <w:sz w:val="28"/>
+          <w:szCs w:val="28"/>
+        </w:rPr>
+        <w:t>.</w:t>
+      </w:r>
+    </w:p>
+    <w:p>
+      <w:pPr>
+        <w:pStyle w:val="Heading4"/>
+        <w:spacing w:before="0"/>
         <w:rPr>
           <w:rFonts w:ascii="Times New Roman" w:hAnsi="Times New Roman" w:cs="Times New Roman"/>
+          <w:color w:val="000000"/>
+          <w:sz w:val="28"/>
+          <w:szCs w:val="28"/>
+        </w:rPr>
+      </w:pPr>
+      <w:r>
+        <w:rPr>
+          <w:rFonts w:ascii="Times New Roman" w:hAnsi="Times New Roman" w:cs="Times New Roman"/>
+          <w:color w:val="000000"/>
+          <w:sz w:val="28"/>
+          <w:szCs w:val="28"/>
+        </w:rPr>
+        <w:lastRenderedPageBreak/>
+        <w:t>Exercise 3: GitHub Integration</w:t>
+      </w:r>
+    </w:p>
+    <w:p>
+      <w:pPr>
+        <w:pStyle w:val="NormalWeb"/>
+        <w:numPr>
+          <w:ilvl w:val="0"/>
+          <w:numId w:val="11"/>
+        </w:numPr>
+        <w:spacing w:before="0" w:beforeAutospacing="0"/>
+        <w:rPr>
+          <w:color w:val="000000"/>
+          <w:sz w:val="28"/>
+          <w:szCs w:val="28"/>
+        </w:rPr>
+      </w:pPr>
+      <w:r>
+        <w:rPr>
+          <w:rStyle w:val="citation-427"/>
+          <w:rFonts w:eastAsiaTheme="majorEastAsia"/>
           <w:b/>
           <w:bCs/>
-        </w:rPr>
-        <w:t xml:space="preserve">Exercise 1: Setting up </w:t>
-      </w:r>
-      <w:r>
-        <w:rPr>
-          <w:rFonts w:ascii="Times New Roman" w:hAnsi="Times New Roman" w:cs="Times New Roman"/>
+          <w:color w:val="000000"/>
+          <w:sz w:val="28"/>
+          <w:szCs w:val="28"/>
+        </w:rPr>
+        <w:t>Objective:</w:t>
+      </w:r>
+      <w:r>
+        <w:rPr>
+          <w:rStyle w:val="apple-converted-space"/>
+          <w:color w:val="000000"/>
+          <w:sz w:val="28"/>
+          <w:szCs w:val="28"/>
+        </w:rPr>
+        <w:t> </w:t>
+      </w:r>
+      <w:r>
+        <w:rPr>
+          <w:rStyle w:val="citation-427"/>
+          <w:rFonts w:eastAsiaTheme="majorEastAsia"/>
+          <w:color w:val="000000"/>
+          <w:sz w:val="28"/>
+          <w:szCs w:val="28"/>
+        </w:rPr>
+        <w:t>Map the local projects to a remote GitHub repository</w:t>
+      </w:r>
+      <w:r>
+        <w:rPr>
+          <w:color w:val="000000"/>
+          <w:sz w:val="28"/>
+          <w:szCs w:val="28"/>
+        </w:rPr>
+        <w:t>.</w:t>
+      </w:r>
+    </w:p>
+    <w:p>
+      <w:pPr>
+        <w:pStyle w:val="NormalWeb"/>
+        <w:numPr>
+          <w:ilvl w:val="0"/>
+          <w:numId w:val="11"/>
+        </w:numPr>
+        <w:spacing w:before="0" w:beforeAutospacing="0"/>
+        <w:rPr>
+          <w:color w:val="000000"/>
+          <w:sz w:val="28"/>
+          <w:szCs w:val="28"/>
+        </w:rPr>
+      </w:pPr>
+      <w:r>
+        <w:rPr>
+          <w:rStyle w:val="citation-426"/>
+          <w:rFonts w:eastAsiaTheme="majorEastAsia"/>
           <w:b/>
           <w:bCs/>
-        </w:rPr>
-        <w:t>a</w:t>
-      </w:r>
-      <w:r>
+          <w:color w:val="000000"/>
+          <w:sz w:val="28"/>
+          <w:szCs w:val="28"/>
+        </w:rPr>
+        <w:t>Process:</w:t>
+      </w:r>
+      <w:r>
+        <w:rPr>
+          <w:rStyle w:val="apple-converted-space"/>
+          <w:color w:val="000000"/>
+          <w:sz w:val="28"/>
+          <w:szCs w:val="28"/>
+        </w:rPr>
+        <w:t> </w:t>
+      </w:r>
+      <w:r>
+        <w:rPr>
+          <w:rStyle w:val="citation-426"/>
+          <w:rFonts w:eastAsiaTheme="majorEastAsia"/>
+          <w:color w:val="000000"/>
+          <w:sz w:val="28"/>
+          <w:szCs w:val="28"/>
+        </w:rPr>
+        <w:t>* Initialized a local Git repository within Visual Studio</w:t>
+      </w:r>
+      <w:r>
+        <w:rPr>
+          <w:color w:val="000000"/>
+          <w:sz w:val="28"/>
+          <w:szCs w:val="28"/>
+        </w:rPr>
+        <w:t>.</w:t>
+      </w:r>
+    </w:p>
+    <w:p>
+      <w:pPr>
+        <w:pStyle w:val="NormalWeb"/>
+        <w:numPr>
+          <w:ilvl w:val="1"/>
+          <w:numId w:val="11"/>
+        </w:numPr>
+        <w:spacing w:before="0" w:beforeAutospacing="0"/>
+        <w:rPr>
+          <w:color w:val="000000"/>
+          <w:sz w:val="28"/>
+          <w:szCs w:val="28"/>
+        </w:rPr>
+      </w:pPr>
+      <w:r>
+        <w:rPr>
+          <w:rStyle w:val="citation-425"/>
+          <w:color w:val="000000"/>
+          <w:sz w:val="28"/>
+          <w:szCs w:val="28"/>
+        </w:rPr>
+        <w:t>Created two repositories on GitHub: one for the Razor Page app and one for the MVC app</w:t>
+      </w:r>
+      <w:r>
+        <w:rPr>
+          <w:color w:val="000000"/>
+          <w:sz w:val="28"/>
+          <w:szCs w:val="28"/>
+        </w:rPr>
+        <w:t>.</w:t>
+      </w:r>
+    </w:p>
+    <w:p>
+      <w:pPr>
+        <w:pStyle w:val="NormalWeb"/>
+        <w:numPr>
+          <w:ilvl w:val="1"/>
+          <w:numId w:val="11"/>
+        </w:numPr>
+        <w:spacing w:before="0" w:beforeAutospacing="0"/>
+        <w:rPr>
+          <w:color w:val="000000"/>
+          <w:sz w:val="28"/>
+          <w:szCs w:val="28"/>
+        </w:rPr>
+      </w:pPr>
+      <w:r>
+        <w:rPr>
+          <w:rStyle w:val="citation-424"/>
+          <w:color w:val="000000"/>
+          <w:sz w:val="28"/>
+          <w:szCs w:val="28"/>
+        </w:rPr>
+        <w:t>Staged all changes and pushed the initial commits to the remote</w:t>
+      </w:r>
+      <w:r>
+        <w:rPr>
+          <w:rStyle w:val="apple-converted-space"/>
+          <w:color w:val="000000"/>
+          <w:sz w:val="28"/>
+          <w:szCs w:val="28"/>
+        </w:rPr>
+        <w:t> </w:t>
+      </w:r>
+      <w:r>
+        <w:rPr>
+          <w:rStyle w:val="citation-424"/>
+          <w:color w:val="000000"/>
+          <w:sz w:val="28"/>
+          <w:szCs w:val="28"/>
+        </w:rPr>
+        <w:t>origin</w:t>
+      </w:r>
+      <w:r>
+        <w:rPr>
+          <w:color w:val="000000"/>
+          <w:sz w:val="28"/>
+          <w:szCs w:val="28"/>
+        </w:rPr>
+        <w:t>.</w:t>
+      </w:r>
+    </w:p>
+    <w:p>
+      <w:pPr>
+        <w:pStyle w:val="Heading4"/>
+        <w:spacing w:before="0"/>
         <w:rPr>
           <w:rFonts w:ascii="Times New Roman" w:hAnsi="Times New Roman" w:cs="Times New Roman"/>
+          <w:color w:val="000000"/>
+          <w:sz w:val="28"/>
+          <w:szCs w:val="28"/>
+        </w:rPr>
+      </w:pPr>
+      <w:r>
+        <w:rPr>
+          <w:rFonts w:ascii="Times New Roman" w:hAnsi="Times New Roman" w:cs="Times New Roman"/>
+          <w:color w:val="000000"/>
+          <w:sz w:val="28"/>
+          <w:szCs w:val="28"/>
+        </w:rPr>
+        <w:t>Exercise 4: ASP.NET Report .</w:t>
+      </w:r>
+      <w:proofErr w:type="spellStart"/>
+      <w:r>
+        <w:rPr>
+          <w:rFonts w:ascii="Times New Roman" w:hAnsi="Times New Roman" w:cs="Times New Roman"/>
+          <w:color w:val="000000"/>
+          <w:sz w:val="28"/>
+          <w:szCs w:val="28"/>
+        </w:rPr>
+        <w:t>rdlc</w:t>
+      </w:r>
+      <w:proofErr w:type="spellEnd"/>
+    </w:p>
+    <w:p>
+      <w:pPr>
+        <w:pStyle w:val="NormalWeb"/>
+        <w:numPr>
+          <w:ilvl w:val="0"/>
+          <w:numId w:val="12"/>
+        </w:numPr>
+        <w:spacing w:before="0" w:beforeAutospacing="0"/>
+        <w:rPr>
+          <w:color w:val="000000"/>
+          <w:sz w:val="28"/>
+          <w:szCs w:val="28"/>
+        </w:rPr>
+      </w:pPr>
+      <w:r>
+        <w:rPr>
+          <w:rStyle w:val="citation-423"/>
           <w:b/>
           <w:bCs/>
-        </w:rPr>
-        <w:t xml:space="preserve"> 3-Tier Architecture </w:t>
-      </w:r>
-      <w:r>
+          <w:color w:val="000000"/>
+          <w:sz w:val="28"/>
+          <w:szCs w:val="28"/>
+        </w:rPr>
+        <w:t>Objective:</w:t>
+      </w:r>
+      <w:r>
+        <w:rPr>
+          <w:rStyle w:val="apple-converted-space"/>
+          <w:color w:val="000000"/>
+          <w:sz w:val="28"/>
+          <w:szCs w:val="28"/>
+        </w:rPr>
+        <w:t> </w:t>
+      </w:r>
+      <w:r>
+        <w:rPr>
+          <w:rStyle w:val="citation-423"/>
+          <w:color w:val="000000"/>
+          <w:sz w:val="28"/>
+          <w:szCs w:val="28"/>
+        </w:rPr>
+        <w:t>Create a functional form and generate a summary report using</w:t>
+      </w:r>
+      <w:r>
+        <w:rPr>
+          <w:rStyle w:val="apple-converted-space"/>
+          <w:color w:val="000000"/>
+          <w:sz w:val="28"/>
+          <w:szCs w:val="28"/>
+        </w:rPr>
+        <w:t> </w:t>
+      </w:r>
+      <w:r>
+        <w:rPr>
+          <w:rStyle w:val="citation-423"/>
+          <w:color w:val="000000"/>
+          <w:sz w:val="28"/>
+          <w:szCs w:val="28"/>
+        </w:rPr>
+        <w:t>.rdlc</w:t>
+      </w:r>
+      <w:r>
+        <w:rPr>
+          <w:color w:val="000000"/>
+          <w:sz w:val="28"/>
+          <w:szCs w:val="28"/>
+        </w:rPr>
+        <w:t>.</w:t>
+      </w:r>
+    </w:p>
+    <w:p>
+      <w:pPr>
+        <w:pStyle w:val="Heading3"/>
+        <w:spacing w:before="0"/>
         <w:rPr>
           <w:rFonts w:ascii="Times New Roman" w:hAnsi="Times New Roman" w:cs="Times New Roman"/>
+          <w:color w:val="000000"/>
+          <w:sz w:val="28"/>
+          <w:szCs w:val="28"/>
+        </w:rPr>
+      </w:pPr>
+      <w:r>
+        <w:rPr>
+          <w:rFonts w:ascii="Times New Roman" w:hAnsi="Times New Roman" w:cs="Times New Roman"/>
+          <w:color w:val="000000"/>
+          <w:sz w:val="28"/>
+          <w:szCs w:val="28"/>
+        </w:rPr>
+        <w:t>3. Conclusion</w:t>
+      </w:r>
+    </w:p>
+    <w:p>
+      <w:pPr>
+        <w:pStyle w:val="NormalWeb"/>
+        <w:spacing w:before="0" w:beforeAutospacing="0"/>
+        <w:rPr>
+          <w:color w:val="000000"/>
+          <w:sz w:val="28"/>
+          <w:szCs w:val="28"/>
+        </w:rPr>
+      </w:pPr>
+      <w:r>
+        <w:rPr>
+          <w:rStyle w:val="citation-422"/>
+          <w:color w:val="000000"/>
+          <w:sz w:val="28"/>
+          <w:szCs w:val="28"/>
+        </w:rPr>
+        <w:t>This lab demonstrated the advantages of</w:t>
+      </w:r>
+      <w:r>
+        <w:rPr>
+          <w:rStyle w:val="apple-converted-space"/>
+          <w:color w:val="000000"/>
+          <w:sz w:val="28"/>
+          <w:szCs w:val="28"/>
+        </w:rPr>
+        <w:t> </w:t>
+      </w:r>
+      <w:r>
+        <w:rPr>
+          <w:rStyle w:val="citation-422"/>
           <w:b/>
           <w:bCs/>
-        </w:rPr>
-        <w:t>with</w:t>
-      </w:r>
-      <w:r>
-        <w:rPr>
-          <w:rFonts w:ascii="Times New Roman" w:hAnsi="Times New Roman" w:cs="Times New Roman"/>
-          <w:b/>
-          <w:bCs/>
-        </w:rPr>
-        <w:t xml:space="preserve"> WebForm</w:t>
-      </w:r>
-      <w:r>
-        <w:rPr>
-          <w:rFonts w:ascii="Times New Roman" w:hAnsi="Times New Roman" w:cs="Times New Roman"/>
-          <w:b/>
-          <w:bCs/>
-        </w:rPr>
-        <w:t>s</w:t>
+          <w:color w:val="000000"/>
+          <w:sz w:val="28"/>
+          <w:szCs w:val="28"/>
+        </w:rPr>
+        <w:t>ASP.NET Core</w:t>
+      </w:r>
+      <w:r>
+        <w:rPr>
+          <w:rStyle w:val="citation-422"/>
+          <w:color w:val="000000"/>
+          <w:sz w:val="28"/>
+          <w:szCs w:val="28"/>
+        </w:rPr>
+        <w:t>, including its high performance, cross-platform capabilities, and modular architecture</w:t>
+      </w:r>
+      <w:r>
+        <w:rPr>
+          <w:color w:val="000000"/>
+          <w:sz w:val="28"/>
+          <w:szCs w:val="28"/>
+        </w:rPr>
+        <w:t>. I successfully implemented both Razor Pages and MVC architectures.</w:t>
+      </w:r>
+      <w:r>
+        <w:rPr>
+          <w:rStyle w:val="apple-converted-space"/>
+          <w:color w:val="000000"/>
+          <w:sz w:val="28"/>
+          <w:szCs w:val="28"/>
+        </w:rPr>
+        <w:t> </w:t>
+      </w:r>
+      <w:r>
+        <w:rPr>
+          <w:rStyle w:val="citation-421"/>
+          <w:color w:val="000000"/>
+          <w:sz w:val="28"/>
+          <w:szCs w:val="28"/>
+        </w:rPr>
+        <w:t>The main challenge was ensuring the</w:t>
+      </w:r>
+      <w:r>
+        <w:rPr>
+          <w:rStyle w:val="apple-converted-space"/>
+          <w:color w:val="000000"/>
+          <w:sz w:val="28"/>
+          <w:szCs w:val="28"/>
+        </w:rPr>
+        <w:t> </w:t>
+      </w:r>
+      <w:r>
+        <w:rPr>
+          <w:rStyle w:val="citation-421"/>
+          <w:color w:val="000000"/>
+          <w:sz w:val="28"/>
+          <w:szCs w:val="28"/>
+        </w:rPr>
+        <w:t>Scaffold-DbContext</w:t>
+      </w:r>
+      <w:r>
+        <w:rPr>
+          <w:rStyle w:val="apple-converted-space"/>
+          <w:color w:val="000000"/>
+          <w:sz w:val="28"/>
+          <w:szCs w:val="28"/>
+        </w:rPr>
+        <w:t> </w:t>
+      </w:r>
+      <w:r>
+        <w:rPr>
+          <w:rStyle w:val="citation-421"/>
+          <w:color w:val="000000"/>
+          <w:sz w:val="28"/>
+          <w:szCs w:val="28"/>
+        </w:rPr>
+        <w:t>commands or manual model creations correctly mapped to the SQL Server types (like</w:t>
+      </w:r>
+      <w:r>
+        <w:rPr>
+          <w:rStyle w:val="apple-converted-space"/>
+          <w:color w:val="000000"/>
+          <w:sz w:val="28"/>
+          <w:szCs w:val="28"/>
+        </w:rPr>
+        <w:t> </w:t>
+      </w:r>
+      <w:r>
+        <w:rPr>
+          <w:rStyle w:val="citation-421"/>
+          <w:color w:val="000000"/>
+          <w:sz w:val="28"/>
+          <w:szCs w:val="28"/>
+        </w:rPr>
+        <w:t>decimal(18,2)</w:t>
+      </w:r>
+      <w:r>
+        <w:rPr>
+          <w:rStyle w:val="apple-converted-space"/>
+          <w:color w:val="000000"/>
+          <w:sz w:val="28"/>
+          <w:szCs w:val="28"/>
+        </w:rPr>
+        <w:t> </w:t>
+      </w:r>
+      <w:r>
+        <w:rPr>
+          <w:rStyle w:val="citation-421"/>
+          <w:color w:val="000000"/>
+          <w:sz w:val="28"/>
+          <w:szCs w:val="28"/>
+        </w:rPr>
+        <w:t>for budgets)</w:t>
+      </w:r>
+      <w:r>
+        <w:rPr>
+          <w:color w:val="000000"/>
+          <w:sz w:val="28"/>
+          <w:szCs w:val="28"/>
+        </w:rPr>
+        <w:t>.</w:t>
       </w:r>
     </w:p>
     <w:p>
       <w:pPr>
-        <w:pStyle w:val="ListParagraph"/>
-        <w:ind w:left="1440"/>
         <w:rPr>
           <w:rFonts w:ascii="Times New Roman" w:hAnsi="Times New Roman" w:cs="Times New Roman"/>
-        </w:rPr>
-      </w:pPr>
-      <w:r>
-        <w:rPr>
-          <w:rFonts w:ascii="Times New Roman" w:hAnsi="Times New Roman" w:cs="Times New Roman"/>
-        </w:rPr>
-        <w:t>In this exercise, I developed a Customer Management system that performs full CRUD</w:t>
-      </w:r>
-      <w:r>
-        <w:rPr>
-          <w:rFonts w:ascii="Times New Roman" w:hAnsi="Times New Roman" w:cs="Times New Roman"/>
-          <w:b/>
-          <w:bCs/>
-        </w:rPr>
-        <w:t xml:space="preserve"> </w:t>
-      </w:r>
-      <w:r>
-        <w:rPr>
-          <w:rFonts w:ascii="Times New Roman" w:hAnsi="Times New Roman" w:cs="Times New Roman"/>
-        </w:rPr>
-        <w:t xml:space="preserve">operations by using a layered approach mostly by using </w:t>
-      </w:r>
-      <w:r>
-        <w:rPr>
-          <w:rFonts w:ascii="Times New Roman" w:hAnsi="Times New Roman" w:cs="Times New Roman"/>
-        </w:rPr>
-        <w:t>L</w:t>
-      </w:r>
-      <w:r>
-        <w:rPr>
-          <w:rFonts w:ascii="Times New Roman" w:hAnsi="Times New Roman" w:cs="Times New Roman"/>
-        </w:rPr>
-        <w:t>ab3’s foundations and building on it.</w:t>
-      </w:r>
-    </w:p>
-    <w:p>
-      <w:pPr>
-        <w:keepNext/>
-        <w:jc w:val="center"/>
-      </w:pPr>
-      <w:r>
-        <w:rPr>
-          <w:rFonts w:ascii="Times New Roman" w:hAnsi="Times New Roman" w:cs="Times New Roman"/>
-          <w:noProof/>
-        </w:rPr>
-        <w:drawing>
-          <wp:inline distT="0" distB="0" distL="0" distR="0" wp14:anchorId="59E99C0F" wp14:editId="7214CA75">
-            <wp:extent cx="3328190" cy="1827919"/>
-            <wp:effectExtent l="0" t="0" r="0" b="1270"/>
-            <wp:docPr id="63809108" name="Picture 1"/>
-            <wp:cNvGraphicFramePr>
-              <a:graphicFrameLocks xmlns:a="http://schemas.openxmlformats.org/drawingml/2006/main" noChangeAspect="1"/>
-            </wp:cNvGraphicFramePr>
-            <a:graphic xmlns:a="http://schemas.openxmlformats.org/drawingml/2006/main">
-              <a:graphicData uri="http://schemas.openxmlformats.org/drawingml/2006/picture">
-                <pic:pic xmlns:pic="http://schemas.openxmlformats.org/drawingml/2006/picture">
-                  <pic:nvPicPr>
-                    <pic:cNvPr id="63809108" name="Picture 63809108"/>
-                    <pic:cNvPicPr/>
-                  </pic:nvPicPr>
-                  <pic:blipFill rotWithShape="1">
-                    <a:blip r:embed="rId7">
-                      <a:extLst>
-                        <a:ext uri="{28A0092B-C50C-407E-A947-70E740481C1C}">
-                          <a14:useLocalDpi xmlns:a14="http://schemas.microsoft.com/office/drawing/2010/main" val="0"/>
-                        </a:ext>
-                      </a:extLst>
-                    </a:blip>
-                    <a:srcRect b="13586"/>
-                    <a:stretch>
-                      <a:fillRect/>
-                    </a:stretch>
-                  </pic:blipFill>
-                  <pic:spPr bwMode="auto">
-                    <a:xfrm>
-                      <a:off x="0" y="0"/>
-                      <a:ext cx="3357219" cy="1843862"/>
-                    </a:xfrm>
-                    <a:prstGeom prst="rect">
-                      <a:avLst/>
-                    </a:prstGeom>
-                    <a:ln>
-                      <a:noFill/>
-                    </a:ln>
-                    <a:extLst>
-                      <a:ext uri="{53640926-AAD7-44D8-BBD7-CCE9431645EC}">
-                        <a14:shadowObscured xmlns:a14="http://schemas.microsoft.com/office/drawing/2010/main"/>
-                      </a:ext>
-                    </a:extLst>
-                  </pic:spPr>
-                </pic:pic>
-              </a:graphicData>
-            </a:graphic>
-          </wp:inline>
-        </w:drawing>
-      </w:r>
-    </w:p>
-    <w:p>
-      <w:pPr>
-        <w:pStyle w:val="Caption"/>
-        <w:jc w:val="center"/>
-      </w:pPr>
-      <w:r>
-        <w:t xml:space="preserve">Figure </w:t>
-      </w:r>
-      <w:fldSimple w:instr=" SEQ Figure \* ARABIC ">
-        <w:r>
-          <w:rPr>
-            <w:noProof/>
-          </w:rPr>
-          <w:t>1</w:t>
-        </w:r>
-      </w:fldSimple>
-      <w:r>
-        <w:t>. Lab4 Exercise1's Folder tree</w:t>
-      </w:r>
-    </w:p>
-    <w:p/>
-    <w:p/>
-    <w:p/>
-    <w:p>
-      <w:pPr>
-        <w:pStyle w:val="ListParagraph"/>
-        <w:numPr>
-          <w:ilvl w:val="0"/>
-          <w:numId w:val="8"/>
-        </w:numPr>
-        <w:rPr>
-          <w:rFonts w:ascii="Times New Roman" w:hAnsi="Times New Roman" w:cs="Times New Roman"/>
-          <w:b/>
-          <w:bCs/>
-        </w:rPr>
-      </w:pPr>
-      <w:r>
-        <w:rPr>
-          <w:rFonts w:ascii="Times New Roman" w:hAnsi="Times New Roman" w:cs="Times New Roman"/>
-          <w:b/>
-          <w:bCs/>
-        </w:rPr>
-        <w:t>Data Access Layer (DAL)</w:t>
-      </w:r>
-    </w:p>
-    <w:p>
-      <w:pPr>
-        <w:pStyle w:val="ListParagraph"/>
-        <w:ind w:left="1800"/>
-        <w:rPr>
-          <w:rFonts w:ascii="Times New Roman" w:hAnsi="Times New Roman" w:cs="Times New Roman"/>
-        </w:rPr>
-      </w:pPr>
-      <w:r>
-        <w:rPr>
-          <w:rFonts w:ascii="Times New Roman" w:hAnsi="Times New Roman" w:cs="Times New Roman"/>
-          <w:noProof/>
-        </w:rPr>
-        <w:drawing>
-          <wp:anchor distT="0" distB="0" distL="114300" distR="114300" simplePos="0" relativeHeight="251658240" behindDoc="0" locked="0" layoutInCell="1" allowOverlap="1" wp14:anchorId="6934AB25">
-            <wp:simplePos x="0" y="0"/>
-            <wp:positionH relativeFrom="column">
-              <wp:posOffset>1139825</wp:posOffset>
-            </wp:positionH>
-            <wp:positionV relativeFrom="paragraph">
-              <wp:posOffset>144145</wp:posOffset>
-            </wp:positionV>
-            <wp:extent cx="1803400" cy="1620520"/>
-            <wp:effectExtent l="0" t="0" r="0" b="5080"/>
-            <wp:wrapSquare wrapText="bothSides"/>
-            <wp:docPr id="2062933627" name="Picture 3"/>
-            <wp:cNvGraphicFramePr>
-              <a:graphicFrameLocks xmlns:a="http://schemas.openxmlformats.org/drawingml/2006/main" noChangeAspect="1"/>
-            </wp:cNvGraphicFramePr>
-            <a:graphic xmlns:a="http://schemas.openxmlformats.org/drawingml/2006/main">
-              <a:graphicData uri="http://schemas.openxmlformats.org/drawingml/2006/picture">
-                <pic:pic xmlns:pic="http://schemas.openxmlformats.org/drawingml/2006/picture">
-                  <pic:nvPicPr>
-                    <pic:cNvPr id="2062933627" name="Picture 2062933627"/>
-                    <pic:cNvPicPr/>
-                  </pic:nvPicPr>
-                  <pic:blipFill>
-                    <a:blip r:embed="rId8">
-                      <a:extLst>
-                        <a:ext uri="{28A0092B-C50C-407E-A947-70E740481C1C}">
-                          <a14:useLocalDpi xmlns:a14="http://schemas.microsoft.com/office/drawing/2010/main" val="0"/>
-                        </a:ext>
-                      </a:extLst>
-                    </a:blip>
-                    <a:stretch>
-                      <a:fillRect/>
-                    </a:stretch>
-                  </pic:blipFill>
-                  <pic:spPr>
-                    <a:xfrm>
-                      <a:off x="0" y="0"/>
-                      <a:ext cx="1803400" cy="1620520"/>
-                    </a:xfrm>
-                    <a:prstGeom prst="rect">
-                      <a:avLst/>
-                    </a:prstGeom>
-                  </pic:spPr>
-                </pic:pic>
-              </a:graphicData>
-            </a:graphic>
-            <wp14:sizeRelH relativeFrom="page">
-              <wp14:pctWidth>0</wp14:pctWidth>
-            </wp14:sizeRelH>
-            <wp14:sizeRelV relativeFrom="page">
-              <wp14:pctHeight>0</wp14:pctHeight>
-            </wp14:sizeRelV>
-          </wp:anchor>
-        </w:drawing>
-      </w:r>
-    </w:p>
-    <w:p>
-      <w:pPr>
-        <w:pStyle w:val="ListParagraph"/>
-        <w:ind w:left="1800"/>
-        <w:rPr>
-          <w:rFonts w:ascii="Times New Roman" w:hAnsi="Times New Roman" w:cs="Times New Roman"/>
-        </w:rPr>
-      </w:pPr>
-      <w:r>
-        <w:rPr>
-          <w:rFonts w:ascii="Times New Roman" w:hAnsi="Times New Roman" w:cs="Times New Roman"/>
-        </w:rPr>
-        <w:t>The DAL handles all direct communication with the MSSQL database.</w:t>
-      </w:r>
-    </w:p>
-    <w:p>
-      <w:pPr>
-        <w:pStyle w:val="ListParagraph"/>
-        <w:ind w:left="1800"/>
-        <w:rPr>
-          <w:rFonts w:ascii="Times New Roman" w:hAnsi="Times New Roman" w:cs="Times New Roman"/>
-        </w:rPr>
-      </w:pPr>
-    </w:p>
-    <w:p>
-      <w:pPr>
-        <w:pStyle w:val="ListParagraph"/>
-        <w:ind w:left="1800"/>
-        <w:rPr>
-          <w:rFonts w:ascii="Times New Roman" w:hAnsi="Times New Roman" w:cs="Times New Roman"/>
-        </w:rPr>
-      </w:pPr>
-      <w:r>
-        <w:rPr>
-          <w:noProof/>
-        </w:rPr>
-        <mc:AlternateContent>
-          <mc:Choice Requires="wps">
-            <w:drawing>
-              <wp:anchor distT="0" distB="0" distL="114300" distR="114300" simplePos="0" relativeHeight="251660288" behindDoc="0" locked="0" layoutInCell="1" allowOverlap="1" wp14:anchorId="6B20F452" wp14:editId="6A49D543">
-                <wp:simplePos x="0" y="0"/>
-                <wp:positionH relativeFrom="column">
-                  <wp:posOffset>3100070</wp:posOffset>
-                </wp:positionH>
-                <wp:positionV relativeFrom="paragraph">
-                  <wp:posOffset>41188</wp:posOffset>
-                </wp:positionV>
-                <wp:extent cx="1640840" cy="635"/>
-                <wp:effectExtent l="0" t="0" r="0" b="12065"/>
-                <wp:wrapSquare wrapText="bothSides"/>
-                <wp:docPr id="1462302011" name="Text Box 1"/>
-                <wp:cNvGraphicFramePr/>
-                <a:graphic xmlns:a="http://schemas.openxmlformats.org/drawingml/2006/main">
-                  <a:graphicData uri="http://schemas.microsoft.com/office/word/2010/wordprocessingShape">
-                    <wps:wsp>
-                      <wps:cNvSpPr txBox="1"/>
-                      <wps:spPr>
-                        <a:xfrm>
-                          <a:off x="0" y="0"/>
-                          <a:ext cx="1640840" cy="635"/>
-                        </a:xfrm>
-                        <a:prstGeom prst="rect">
-                          <a:avLst/>
-                        </a:prstGeom>
-                        <a:solidFill>
-                          <a:prstClr val="white"/>
-                        </a:solidFill>
-                        <a:ln>
-                          <a:noFill/>
-                        </a:ln>
-                      </wps:spPr>
-                      <wps:txbx>
-                        <w:txbxContent>
-                          <w:p>
-                            <w:pPr>
-                              <w:pStyle w:val="Caption"/>
-                              <w:rPr>
-                                <w:rFonts w:ascii="Times New Roman" w:hAnsi="Times New Roman" w:cs="Times New Roman"/>
-                                <w:noProof/>
-                                <w:sz w:val="30"/>
-                                <w:szCs w:val="30"/>
-                              </w:rPr>
-                            </w:pPr>
-                            <w:r>
-                              <w:t xml:space="preserve">Figure </w:t>
-                            </w:r>
-                            <w:fldSimple w:instr=" SEQ Figure \* ARABIC ">
-                              <w:r>
-                                <w:rPr>
-                                  <w:noProof/>
-                                </w:rPr>
-                                <w:t>2</w:t>
-                              </w:r>
-                            </w:fldSimple>
-                            <w:r>
-                              <w:t>. DAL's Folder tree</w:t>
-                            </w:r>
-                          </w:p>
-                        </w:txbxContent>
-                      </wps:txbx>
-                      <wps:bodyPr rot="0" spcFirstLastPara="0" vertOverflow="overflow" horzOverflow="overflow" vert="horz" wrap="square" lIns="0" tIns="0" rIns="0" bIns="0" numCol="1" spcCol="0" rtlCol="0" fromWordArt="0" anchor="t" anchorCtr="0" forceAA="0" compatLnSpc="1">
-                        <a:prstTxWarp prst="textNoShape">
-                          <a:avLst/>
-                        </a:prstTxWarp>
-                        <a:spAutoFit/>
-                      </wps:bodyPr>
-                    </wps:wsp>
-                  </a:graphicData>
-                </a:graphic>
-              </wp:anchor>
-            </w:drawing>
-          </mc:Choice>
-          <mc:Fallback>
-            <w:pict>
-              <v:shapetype w14:anchorId="6B20F452" id="_x0000_t202" coordsize="21600,21600" o:spt="202" path="m,l,21600r21600,l21600,xe">
-                <v:stroke joinstyle="miter"/>
-                <v:path gradientshapeok="t" o:connecttype="rect"/>
-              </v:shapetype>
-              <v:shape id="Text Box 1" o:spid="_x0000_s1026" type="#_x0000_t202" style="position:absolute;left:0;text-align:left;margin-left:244.1pt;margin-top:3.25pt;width:129.2pt;height:.05pt;z-index:251660288;visibility:visible;mso-wrap-style:square;mso-wrap-distance-left:9pt;mso-wrap-distance-top:0;mso-wrap-distance-right:9pt;mso-wrap-distance-bottom:0;mso-position-horizontal:absolute;mso-position-horizontal-relative:text;mso-position-vertical:absolute;mso-position-vertical-relative:text;v-text-anchor:top" o:gfxdata="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" stroked="f">
-                <v:textbox style="mso-fit-shape-to-text:t" inset="0,0,0,0">
-                  <w:txbxContent>
-                    <w:p>
-                      <w:pPr>
-                        <w:pStyle w:val="Caption"/>
-                        <w:rPr>
-                          <w:rFonts w:ascii="Times New Roman" w:hAnsi="Times New Roman" w:cs="Times New Roman"/>
-                          <w:noProof/>
-                          <w:sz w:val="30"/>
-                          <w:szCs w:val="30"/>
-                        </w:rPr>
-                      </w:pPr>
-                      <w:r>
-                        <w:t xml:space="preserve">Figure </w:t>
-                      </w:r>
-                      <w:r>
-                        <w:fldChar w:fldCharType="begin"/>
-                      </w:r>
-                      <w:r>
-                        <w:instrText xml:space="preserve"> SEQ Figure \* ARABIC </w:instrText>
-                      </w:r>
-                      <w:r>
-                        <w:fldChar w:fldCharType="separate"/>
-                      </w:r>
-                      <w:r>
-                        <w:rPr>
-                          <w:noProof/>
-                        </w:rPr>
-                        <w:t>2</w:t>
-                      </w:r>
-                      <w:r>
-                        <w:fldChar w:fldCharType="end"/>
-                      </w:r>
-                      <w:r>
-                        <w:t>. DAL's Folder tree</w:t>
-                      </w:r>
-                    </w:p>
-                  </w:txbxContent>
-                </v:textbox>
-                <w10:wrap type="square"/>
-              </v:shape>
-            </w:pict>
-          </mc:Fallback>
-        </mc:AlternateContent>
-      </w:r>
-    </w:p>
-    <w:p>
-      <w:pPr>
-        <w:rPr>
-          <w:rFonts w:ascii="Times New Roman" w:hAnsi="Times New Roman" w:cs="Times New Roman"/>
-        </w:rPr>
-      </w:pPr>
-    </w:p>
-    <w:p>
-      <w:pPr>
-        <w:pStyle w:val="ListParagraph"/>
-        <w:ind w:left="1800"/>
-        <w:rPr>
-          <w:rFonts w:ascii="Times New Roman" w:hAnsi="Times New Roman" w:cs="Times New Roman"/>
-        </w:rPr>
-      </w:pPr>
-      <w:r>
-        <w:rPr>
-          <w:rFonts w:ascii="Times New Roman" w:hAnsi="Times New Roman" w:cs="Times New Roman"/>
-        </w:rPr>
-        <w:t>Model (Customer.cs): A simple class defining the data structure (ID, Name, Email).</w:t>
-      </w:r>
-      <w:r>
-        <w:rPr>
-          <w:rFonts w:ascii="Times New Roman" w:hAnsi="Times New Roman" w:cs="Times New Roman"/>
-          <w:noProof/>
-        </w:rPr>
-        <w:t xml:space="preserve"> </w:t>
-      </w:r>
-    </w:p>
-    <w:p>
-      <w:pPr>
-        <w:pStyle w:val="ListParagraph"/>
-        <w:ind w:left="1800"/>
-        <w:rPr>
-          <w:rFonts w:ascii="Times New Roman" w:hAnsi="Times New Roman" w:cs="Times New Roman"/>
-        </w:rPr>
-      </w:pPr>
-      <w:r>
-        <w:rPr>
-          <w:rFonts w:ascii="Times New Roman" w:hAnsi="Times New Roman" w:cs="Times New Roman"/>
-        </w:rPr>
-        <w:t>DbContext (Exer1DbContext.cs): Acts as the bridge to the database using Entity Framework.</w:t>
-      </w:r>
-    </w:p>
-    <w:p>
-      <w:pPr>
-        <w:pStyle w:val="ListParagraph"/>
-        <w:ind w:left="1800"/>
-        <w:rPr>
-          <w:rFonts w:ascii="Times New Roman" w:hAnsi="Times New Roman" w:cs="Times New Roman"/>
-        </w:rPr>
-      </w:pPr>
-      <w:r>
-        <w:rPr>
-          <w:rFonts w:ascii="Times New Roman" w:hAnsi="Times New Roman" w:cs="Times New Roman"/>
-        </w:rPr>
-        <w:t>Repository (CustomerRepository.cs): Contains the methods to Add, Update, and Delete data.</w:t>
-      </w:r>
-    </w:p>
-    <w:p>
-      <w:pPr>
-        <w:pStyle w:val="ListParagraph"/>
-        <w:ind w:left="1800"/>
-        <w:rPr>
-          <w:rFonts w:ascii="Times New Roman" w:hAnsi="Times New Roman" w:cs="Times New Roman"/>
-        </w:rPr>
-      </w:pPr>
-      <w:bookmarkStart w:id="0" w:name="_Hlk224694833"/>
-    </w:p>
-    <w:p>
-      <w:pPr>
-        <w:pStyle w:val="ListParagraph"/>
-        <w:ind w:left="1800"/>
-        <w:rPr>
-          <w:rFonts w:ascii="Times New Roman" w:hAnsi="Times New Roman" w:cs="Times New Roman"/>
-        </w:rPr>
-      </w:pPr>
-      <w:r>
-        <w:rPr>
-          <w:rFonts w:ascii="Times New Roman" w:hAnsi="Times New Roman" w:cs="Times New Roman"/>
-        </w:rPr>
-        <w:t>All of the files above were made with the example code from the instructor’s lab file</w:t>
-      </w:r>
-    </w:p>
-    <w:bookmarkEnd w:id="0"/>
-    <w:p>
-      <w:pPr>
-        <w:pStyle w:val="ListParagraph"/>
-        <w:ind w:left="1800"/>
-        <w:rPr>
-          <w:rFonts w:ascii="Times New Roman" w:hAnsi="Times New Roman" w:cs="Times New Roman"/>
-        </w:rPr>
-      </w:pPr>
-    </w:p>
-    <w:p>
-      <w:pPr>
-        <w:pStyle w:val="ListParagraph"/>
-        <w:numPr>
-          <w:ilvl w:val="0"/>
-          <w:numId w:val="8"/>
-        </w:numPr>
-        <w:rPr>
-          <w:rFonts w:ascii="Times New Roman" w:hAnsi="Times New Roman" w:cs="Times New Roman"/>
-          <w:b/>
-          <w:bCs/>
-        </w:rPr>
-      </w:pPr>
-      <w:r>
-        <w:rPr>
-          <w:rFonts w:ascii="Times New Roman" w:hAnsi="Times New Roman" w:cs="Times New Roman"/>
-          <w:b/>
-          <w:bCs/>
-        </w:rPr>
-        <w:t>Business Logic Layer (BAL)</w:t>
-      </w:r>
-    </w:p>
-    <w:p>
-      <w:pPr>
-        <w:pStyle w:val="ListParagraph"/>
-        <w:ind w:left="1800"/>
-        <w:rPr>
-          <w:rFonts w:ascii="Times New Roman" w:hAnsi="Times New Roman" w:cs="Times New Roman"/>
-        </w:rPr>
-      </w:pPr>
-    </w:p>
-    <w:p>
-      <w:pPr>
-        <w:pStyle w:val="ListParagraph"/>
-        <w:ind w:left="1800"/>
-        <w:rPr>
-          <w:rFonts w:ascii="Times New Roman" w:hAnsi="Times New Roman" w:cs="Times New Roman"/>
-        </w:rPr>
-      </w:pPr>
-      <w:r>
-        <w:rPr>
-          <w:rFonts w:ascii="Times New Roman" w:hAnsi="Times New Roman" w:cs="Times New Roman"/>
-          <w:noProof/>
-        </w:rPr>
-        <w:drawing>
-          <wp:anchor distT="0" distB="0" distL="114300" distR="114300" simplePos="0" relativeHeight="251661312" behindDoc="0" locked="0" layoutInCell="1" allowOverlap="1">
-            <wp:simplePos x="0" y="0"/>
-            <wp:positionH relativeFrom="column">
-              <wp:posOffset>954536</wp:posOffset>
-            </wp:positionH>
-            <wp:positionV relativeFrom="paragraph">
-              <wp:posOffset>113891</wp:posOffset>
-            </wp:positionV>
-            <wp:extent cx="2501900" cy="1828800"/>
-            <wp:effectExtent l="0" t="0" r="0" b="0"/>
-            <wp:wrapSquare wrapText="bothSides"/>
-            <wp:docPr id="121347981" name="Picture 6"/>
-            <wp:cNvGraphicFramePr>
-              <a:graphicFrameLocks xmlns:a="http://schemas.openxmlformats.org/drawingml/2006/main" noChangeAspect="1"/>
-            </wp:cNvGraphicFramePr>
-            <a:graphic xmlns:a="http://schemas.openxmlformats.org/drawingml/2006/main">
-              <a:graphicData uri="http://schemas.openxmlformats.org/drawingml/2006/picture">
-                <pic:pic xmlns:pic="http://schemas.openxmlformats.org/drawingml/2006/picture">
-                  <pic:nvPicPr>
-                    <pic:cNvPr id="121347981" name="Picture 121347981"/>
-                    <pic:cNvPicPr/>
-                  </pic:nvPicPr>
-                  <pic:blipFill>
-                    <a:blip r:embed="rId9">
-                      <a:extLst>
-                        <a:ext uri="{28A0092B-C50C-407E-A947-70E740481C1C}">
-                          <a14:useLocalDpi xmlns:a14="http://schemas.microsoft.com/office/drawing/2010/main" val="0"/>
-                        </a:ext>
-                      </a:extLst>
-                    </a:blip>
-                    <a:stretch>
-                      <a:fillRect/>
-                    </a:stretch>
-                  </pic:blipFill>
-                  <pic:spPr>
-                    <a:xfrm>
-                      <a:off x="0" y="0"/>
-                      <a:ext cx="2501900" cy="1828800"/>
-                    </a:xfrm>
-                    <a:prstGeom prst="rect">
-                      <a:avLst/>
-                    </a:prstGeom>
-                  </pic:spPr>
-                </pic:pic>
-              </a:graphicData>
-            </a:graphic>
-            <wp14:sizeRelH relativeFrom="page">
-              <wp14:pctWidth>0</wp14:pctWidth>
-            </wp14:sizeRelH>
-            <wp14:sizeRelV relativeFrom="page">
-              <wp14:pctHeight>0</wp14:pctHeight>
-            </wp14:sizeRelV>
-          </wp:anchor>
-        </w:drawing>
-      </w:r>
-      <w:r>
-        <w:rPr>
-          <w:noProof/>
-        </w:rPr>
-        <mc:AlternateContent>
-          <mc:Choice Requires="wps">
-            <w:drawing>
-              <wp:anchor distT="0" distB="0" distL="114300" distR="114300" simplePos="0" relativeHeight="251663360" behindDoc="0" locked="0" layoutInCell="1" allowOverlap="1" wp14:anchorId="2D7882BA" wp14:editId="033BF6EF">
-                <wp:simplePos x="0" y="0"/>
-                <wp:positionH relativeFrom="column">
-                  <wp:posOffset>3453130</wp:posOffset>
-                </wp:positionH>
-                <wp:positionV relativeFrom="paragraph">
-                  <wp:posOffset>1749320</wp:posOffset>
-                </wp:positionV>
-                <wp:extent cx="2501900" cy="635"/>
-                <wp:effectExtent l="0" t="0" r="0" b="12065"/>
-                <wp:wrapSquare wrapText="bothSides"/>
-                <wp:docPr id="1145919877" name="Text Box 1"/>
-                <wp:cNvGraphicFramePr/>
-                <a:graphic xmlns:a="http://schemas.openxmlformats.org/drawingml/2006/main">
-                  <a:graphicData uri="http://schemas.microsoft.com/office/word/2010/wordprocessingShape">
-                    <wps:wsp>
-                      <wps:cNvSpPr txBox="1"/>
-                      <wps:spPr>
-                        <a:xfrm>
-                          <a:off x="0" y="0"/>
-                          <a:ext cx="2501900" cy="635"/>
-                        </a:xfrm>
-                        <a:prstGeom prst="rect">
-                          <a:avLst/>
-                        </a:prstGeom>
-                        <a:solidFill>
-                          <a:prstClr val="white"/>
-                        </a:solidFill>
-                        <a:ln>
-                          <a:noFill/>
-                        </a:ln>
-                      </wps:spPr>
-                      <wps:txbx>
-                        <w:txbxContent>
-                          <w:p>
-                            <w:pPr>
-                              <w:pStyle w:val="Caption"/>
-                              <w:rPr>
-                                <w:rFonts w:ascii="Times New Roman" w:hAnsi="Times New Roman" w:cs="Times New Roman"/>
-                                <w:noProof/>
-                                <w:sz w:val="30"/>
-                                <w:szCs w:val="30"/>
-                              </w:rPr>
-                            </w:pPr>
-                            <w:r>
-                              <w:t xml:space="preserve">Figure </w:t>
-                            </w:r>
-                            <w:fldSimple w:instr=" SEQ Figure \* ARABIC ">
-                              <w:r>
-                                <w:rPr>
-                                  <w:noProof/>
-                                </w:rPr>
-                                <w:t>3</w:t>
-                              </w:r>
-                            </w:fldSimple>
-                            <w:r>
-                              <w:t>. BAL's Folder tree</w:t>
-                            </w:r>
-                          </w:p>
-                        </w:txbxContent>
-                      </wps:txbx>
-                      <wps:bodyPr rot="0" spcFirstLastPara="0" vertOverflow="overflow" horzOverflow="overflow" vert="horz" wrap="square" lIns="0" tIns="0" rIns="0" bIns="0" numCol="1" spcCol="0" rtlCol="0" fromWordArt="0" anchor="t" anchorCtr="0" forceAA="0" compatLnSpc="1">
-                        <a:prstTxWarp prst="textNoShape">
-                          <a:avLst/>
-                        </a:prstTxWarp>
-                        <a:spAutoFit/>
-                      </wps:bodyPr>
-                    </wps:wsp>
-                  </a:graphicData>
-                </a:graphic>
-              </wp:anchor>
-            </w:drawing>
-          </mc:Choice>
-          <mc:Fallback>
-            <w:pict>
-              <v:shape w14:anchorId="2D7882BA" id="_x0000_s1027" type="#_x0000_t202" style="position:absolute;left:0;text-align:left;margin-left:271.9pt;margin-top:137.75pt;width:197pt;height:.05pt;z-index:251663360;visibility:visible;mso-wrap-style:square;mso-wrap-distance-left:9pt;mso-wrap-distance-top:0;mso-wrap-distance-right:9pt;mso-wrap-distance-bottom:0;mso-position-horizontal:absolute;mso-position-horizontal-relative:text;mso-position-vertical:absolute;mso-position-vertical-relative:text;v-text-anchor:top" o:gfxdata="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" stroked="f">
-                <v:textbox style="mso-fit-shape-to-text:t" inset="0,0,0,0">
-                  <w:txbxContent>
-                    <w:p>
-                      <w:pPr>
-                        <w:pStyle w:val="Caption"/>
-                        <w:rPr>
-                          <w:rFonts w:ascii="Times New Roman" w:hAnsi="Times New Roman" w:cs="Times New Roman"/>
-                          <w:noProof/>
-                          <w:sz w:val="30"/>
-                          <w:szCs w:val="30"/>
-                        </w:rPr>
-                      </w:pPr>
-                      <w:r>
-                        <w:t xml:space="preserve">Figure </w:t>
-                      </w:r>
-                      <w:r>
-                        <w:fldChar w:fldCharType="begin"/>
-                      </w:r>
-                      <w:r>
-                        <w:instrText xml:space="preserve"> SEQ Figure \* ARABIC </w:instrText>
-                      </w:r>
-                      <w:r>
-                        <w:fldChar w:fldCharType="separate"/>
-                      </w:r>
-                      <w:r>
-                        <w:rPr>
-                          <w:noProof/>
-                        </w:rPr>
-                        <w:t>3</w:t>
-                      </w:r>
-                      <w:r>
-                        <w:fldChar w:fldCharType="end"/>
-                      </w:r>
-                      <w:r>
-                        <w:t>. BAL's Folder tree</w:t>
-                      </w:r>
-                    </w:p>
-                  </w:txbxContent>
-                </v:textbox>
-                <w10:wrap type="square"/>
-              </v:shape>
-            </w:pict>
-          </mc:Fallback>
-        </mc:AlternateContent>
-      </w:r>
-      <w:r>
-        <w:rPr>
-          <w:rFonts w:ascii="Times New Roman" w:hAnsi="Times New Roman" w:cs="Times New Roman"/>
-        </w:rPr>
-        <w:t>The BAL (specifically CustomerService.cs) acts as a buffer. It receives commands from the web page and passes them to the DAL, ensuring the UI never talks directly to the database.</w:t>
-      </w:r>
-    </w:p>
-    <w:p>
-      <w:pPr>
-        <w:pStyle w:val="ListParagraph"/>
-        <w:ind w:left="1800"/>
-        <w:rPr>
-          <w:rFonts w:ascii="Times New Roman" w:hAnsi="Times New Roman" w:cs="Times New Roman"/>
-        </w:rPr>
-      </w:pPr>
-      <w:r>
-        <w:rPr>
-          <w:rFonts w:ascii="Times New Roman" w:hAnsi="Times New Roman" w:cs="Times New Roman"/>
-        </w:rPr>
-        <w:tab/>
-      </w:r>
-    </w:p>
-    <w:p>
-      <w:pPr>
-        <w:pStyle w:val="ListParagraph"/>
-        <w:ind w:left="1800"/>
-        <w:rPr>
-          <w:rFonts w:ascii="Times New Roman" w:hAnsi="Times New Roman" w:cs="Times New Roman"/>
-        </w:rPr>
-      </w:pPr>
-    </w:p>
-    <w:p>
-      <w:pPr>
-        <w:pStyle w:val="ListParagraph"/>
-        <w:ind w:left="1800"/>
-        <w:rPr>
-          <w:rFonts w:ascii="Times New Roman" w:hAnsi="Times New Roman" w:cs="Times New Roman"/>
-        </w:rPr>
-      </w:pPr>
-      <w:r>
-        <w:rPr>
-          <w:rFonts w:ascii="Times New Roman" w:hAnsi="Times New Roman" w:cs="Times New Roman"/>
-        </w:rPr>
-        <w:t>All of the files above were also made with the example code from the instructor’s lab file</w:t>
-      </w:r>
-    </w:p>
-    <w:p>
-      <w:pPr>
-        <w:pStyle w:val="ListParagraph"/>
-        <w:tabs>
-          <w:tab w:val="left" w:pos="3275"/>
-        </w:tabs>
-        <w:ind w:left="1800"/>
-        <w:rPr>
-          <w:rFonts w:ascii="Times New Roman" w:hAnsi="Times New Roman" w:cs="Times New Roman"/>
-        </w:rPr>
-      </w:pPr>
-    </w:p>
-    <w:p>
-      <w:pPr>
-        <w:pStyle w:val="ListParagraph"/>
-        <w:tabs>
-          <w:tab w:val="left" w:pos="3275"/>
-        </w:tabs>
-        <w:ind w:left="1800"/>
-        <w:rPr>
-          <w:rFonts w:ascii="Times New Roman" w:hAnsi="Times New Roman" w:cs="Times New Roman"/>
-        </w:rPr>
-      </w:pPr>
-    </w:p>
-    <w:p>
-      <w:pPr>
-        <w:pStyle w:val="ListParagraph"/>
-        <w:numPr>
-          <w:ilvl w:val="0"/>
-          <w:numId w:val="8"/>
-        </w:numPr>
-        <w:rPr>
-          <w:rFonts w:ascii="Times New Roman" w:hAnsi="Times New Roman" w:cs="Times New Roman"/>
-          <w:b/>
-          <w:bCs/>
-        </w:rPr>
-      </w:pPr>
-      <w:r>
-        <w:rPr>
-          <w:rFonts w:ascii="Times New Roman" w:hAnsi="Times New Roman" w:cs="Times New Roman"/>
-          <w:b/>
-          <w:bCs/>
-        </w:rPr>
-        <w:t xml:space="preserve">Presentation </w:t>
-      </w:r>
-      <w:r>
-        <w:rPr>
-          <w:rFonts w:ascii="Times New Roman" w:hAnsi="Times New Roman" w:cs="Times New Roman"/>
-          <w:b/>
-          <w:bCs/>
-        </w:rPr>
-        <w:t>Layer (</w:t>
-      </w:r>
-      <w:proofErr w:type="spellStart"/>
-      <w:r>
-        <w:rPr>
-          <w:rFonts w:ascii="Times New Roman" w:hAnsi="Times New Roman" w:cs="Times New Roman"/>
-          <w:b/>
-          <w:bCs/>
-        </w:rPr>
-        <w:t>CustomerWForm</w:t>
-      </w:r>
-      <w:proofErr w:type="spellEnd"/>
-      <w:r>
-        <w:rPr>
-          <w:rFonts w:ascii="Times New Roman" w:hAnsi="Times New Roman" w:cs="Times New Roman"/>
-          <w:b/>
-          <w:bCs/>
-        </w:rPr>
-        <w:t>)</w:t>
-      </w:r>
-    </w:p>
-    <w:p>
-      <w:pPr>
-        <w:pStyle w:val="ListParagraph"/>
-        <w:ind w:left="1800"/>
-        <w:rPr>
-          <w:rFonts w:ascii="Times New Roman" w:hAnsi="Times New Roman" w:cs="Times New Roman"/>
-          <w:b/>
-          <w:bCs/>
-        </w:rPr>
-      </w:pPr>
-    </w:p>
-    <w:p>
-      <w:pPr>
-        <w:pStyle w:val="ListParagraph"/>
-        <w:keepNext/>
-        <w:ind w:left="1800"/>
-      </w:pPr>
-      <w:r>
-        <w:rPr>
-          <w:noProof/>
-        </w:rPr>
-        <w:drawing>
-          <wp:anchor distT="0" distB="0" distL="114300" distR="114300" simplePos="0" relativeHeight="251664384" behindDoc="0" locked="0" layoutInCell="1" allowOverlap="1" wp14:anchorId="48143999">
-            <wp:simplePos x="0" y="0"/>
-            <wp:positionH relativeFrom="column">
-              <wp:posOffset>4133215</wp:posOffset>
-            </wp:positionH>
-            <wp:positionV relativeFrom="paragraph">
-              <wp:posOffset>22860</wp:posOffset>
-            </wp:positionV>
-            <wp:extent cx="1487170" cy="2694940"/>
-            <wp:effectExtent l="0" t="0" r="0" b="0"/>
-            <wp:wrapSquare wrapText="bothSides"/>
-            <wp:docPr id="1549136521" name="Picture 8"/>
-            <wp:cNvGraphicFramePr>
-              <a:graphicFrameLocks xmlns:a="http://schemas.openxmlformats.org/drawingml/2006/main" noChangeAspect="1"/>
-            </wp:cNvGraphicFramePr>
-            <a:graphic xmlns:a="http://schemas.openxmlformats.org/drawingml/2006/main">
-              <a:graphicData uri="http://schemas.openxmlformats.org/drawingml/2006/picture">
-                <pic:pic xmlns:pic="http://schemas.openxmlformats.org/drawingml/2006/picture">
-                  <pic:nvPicPr>
-                    <pic:cNvPr id="1549136521" name="Picture 1549136521"/>
-                    <pic:cNvPicPr/>
-                  </pic:nvPicPr>
-                  <pic:blipFill>
-                    <a:blip r:embed="rId10">
-                      <a:extLst>
-                        <a:ext uri="{28A0092B-C50C-407E-A947-70E740481C1C}">
-                          <a14:useLocalDpi xmlns:a14="http://schemas.microsoft.com/office/drawing/2010/main" val="0"/>
-                        </a:ext>
-                      </a:extLst>
-                    </a:blip>
-                    <a:stretch>
-                      <a:fillRect/>
-                    </a:stretch>
-                  </pic:blipFill>
-                  <pic:spPr>
-                    <a:xfrm>
-                      <a:off x="0" y="0"/>
-                      <a:ext cx="1487170" cy="2694940"/>
-                    </a:xfrm>
-                    <a:prstGeom prst="rect">
-                      <a:avLst/>
-                    </a:prstGeom>
-                  </pic:spPr>
-                </pic:pic>
-              </a:graphicData>
-            </a:graphic>
-            <wp14:sizeRelH relativeFrom="page">
-              <wp14:pctWidth>0</wp14:pctWidth>
-            </wp14:sizeRelH>
-            <wp14:sizeRelV relativeFrom="page">
-              <wp14:pctHeight>0</wp14:pctHeight>
-            </wp14:sizeRelV>
-          </wp:anchor>
-        </w:drawing>
-      </w:r>
-      <w:r>
-        <w:rPr>
-          <w:rFonts w:ascii="Times New Roman" w:hAnsi="Times New Roman" w:cs="Times New Roman"/>
-          <w:b/>
-          <w:bCs/>
-          <w:noProof/>
-        </w:rPr>
-        <w:drawing>
-          <wp:inline distT="0" distB="0" distL="0" distR="0">
-            <wp:extent cx="2532714" cy="2404997"/>
-            <wp:effectExtent l="0" t="0" r="0" b="0"/>
-            <wp:docPr id="284869693" name="Picture 7"/>
-            <wp:cNvGraphicFramePr>
-              <a:graphicFrameLocks xmlns:a="http://schemas.openxmlformats.org/drawingml/2006/main" noChangeAspect="1"/>
-            </wp:cNvGraphicFramePr>
-            <a:graphic xmlns:a="http://schemas.openxmlformats.org/drawingml/2006/main">
-              <a:graphicData uri="http://schemas.openxmlformats.org/drawingml/2006/picture">
-                <pic:pic xmlns:pic="http://schemas.openxmlformats.org/drawingml/2006/picture">
-                  <pic:nvPicPr>
-                    <pic:cNvPr id="284869693" name="Picture 284869693"/>
-                    <pic:cNvPicPr/>
-                  </pic:nvPicPr>
-                  <pic:blipFill>
-                    <a:blip r:embed="rId11">
-                      <a:extLst>
-                        <a:ext uri="{28A0092B-C50C-407E-A947-70E740481C1C}">
-                          <a14:useLocalDpi xmlns:a14="http://schemas.microsoft.com/office/drawing/2010/main" val="0"/>
-                        </a:ext>
-                      </a:extLst>
-                    </a:blip>
-                    <a:stretch>
-                      <a:fillRect/>
-                    </a:stretch>
-                  </pic:blipFill>
-                  <pic:spPr>
-                    <a:xfrm>
-                      <a:off x="0" y="0"/>
-                      <a:ext cx="2579887" cy="2449791"/>
-                    </a:xfrm>
-                    <a:prstGeom prst="rect">
-                      <a:avLst/>
-                    </a:prstGeom>
-                  </pic:spPr>
-                </pic:pic>
-              </a:graphicData>
-            </a:graphic>
-          </wp:inline>
-        </w:drawing>
-      </w:r>
-      <w:r>
-        <w:rPr>
-          <w:noProof/>
-        </w:rPr>
-        <w:t xml:space="preserve"> </w:t>
-      </w:r>
-    </w:p>
-    <w:p>
-      <w:pPr>
-        <w:pStyle w:val="Caption"/>
-        <w:ind w:left="1080" w:firstLine="720"/>
-      </w:pPr>
-      <w:r>
-        <w:rPr>
-          <w:noProof/>
-        </w:rPr>
-        <mc:AlternateContent>
-          <mc:Choice Requires="wps">
-            <w:drawing>
-              <wp:anchor distT="0" distB="0" distL="114300" distR="114300" simplePos="0" relativeHeight="251666432" behindDoc="0" locked="0" layoutInCell="1" allowOverlap="1" wp14:anchorId="73145DEF" wp14:editId="6F647F6D">
-                <wp:simplePos x="0" y="0"/>
-                <wp:positionH relativeFrom="column">
-                  <wp:posOffset>4133111</wp:posOffset>
-                </wp:positionH>
-                <wp:positionV relativeFrom="paragraph">
-                  <wp:posOffset>267970</wp:posOffset>
-                </wp:positionV>
-                <wp:extent cx="1602740" cy="635"/>
-                <wp:effectExtent l="0" t="0" r="0" b="4445"/>
-                <wp:wrapSquare wrapText="bothSides"/>
-                <wp:docPr id="980281985" name="Text Box 1"/>
-                <wp:cNvGraphicFramePr/>
-                <a:graphic xmlns:a="http://schemas.openxmlformats.org/drawingml/2006/main">
-                  <a:graphicData uri="http://schemas.microsoft.com/office/word/2010/wordprocessingShape">
-                    <wps:wsp>
-                      <wps:cNvSpPr txBox="1"/>
-                      <wps:spPr>
-                        <a:xfrm>
-                          <a:off x="0" y="0"/>
-                          <a:ext cx="1602740" cy="635"/>
-                        </a:xfrm>
-                        <a:prstGeom prst="rect">
-                          <a:avLst/>
-                        </a:prstGeom>
-                        <a:solidFill>
-                          <a:prstClr val="white"/>
-                        </a:solidFill>
-                        <a:ln>
-                          <a:noFill/>
-                        </a:ln>
-                      </wps:spPr>
-                      <wps:txbx>
-                        <w:txbxContent>
-                          <w:p>
-                            <w:pPr>
-                              <w:pStyle w:val="Caption"/>
-                              <w:rPr>
-                                <w:noProof/>
-                                <w:sz w:val="30"/>
-                                <w:szCs w:val="30"/>
-                              </w:rPr>
-                            </w:pPr>
-                            <w:r>
-                              <w:t xml:space="preserve">Figure </w:t>
-                            </w:r>
-                            <w:fldSimple w:instr=" SEQ Figure \* ARABIC ">
-                              <w:r>
-                                <w:rPr>
-                                  <w:noProof/>
-                                </w:rPr>
-                                <w:t>4</w:t>
-                              </w:r>
-                            </w:fldSimple>
-                            <w:r>
-                              <w:t>. UI’s folder tree</w:t>
-                            </w:r>
-                          </w:p>
-                        </w:txbxContent>
-                      </wps:txbx>
-                      <wps:bodyPr rot="0" spcFirstLastPara="0" vertOverflow="overflow" horzOverflow="overflow" vert="horz" wrap="square" lIns="0" tIns="0" rIns="0" bIns="0" numCol="1" spcCol="0" rtlCol="0" fromWordArt="0" anchor="t" anchorCtr="0" forceAA="0" compatLnSpc="1">
-                        <a:prstTxWarp prst="textNoShape">
-                          <a:avLst/>
-                        </a:prstTxWarp>
-                        <a:spAutoFit/>
-                      </wps:bodyPr>
-                    </wps:wsp>
-                  </a:graphicData>
-                </a:graphic>
-                <wp14:sizeRelH relativeFrom="margin">
-                  <wp14:pctWidth>0</wp14:pctWidth>
-                </wp14:sizeRelH>
-              </wp:anchor>
-            </w:drawing>
-          </mc:Choice>
-          <mc:Fallback>
-            <w:pict>
-              <v:shape w14:anchorId="73145DEF" id="_x0000_s1028" type="#_x0000_t202" style="position:absolute;left:0;text-align:left;margin-left:325.45pt;margin-top:21.1pt;width:126.2pt;height:.05pt;z-index:251666432;visibility:visible;mso-wrap-style:square;mso-width-percent:0;mso-wrap-distance-left:9pt;mso-wrap-distance-top:0;mso-wrap-distance-right:9pt;mso-wrap-distance-bottom:0;mso-position-horizontal:absolute;mso-position-horizontal-relative:text;mso-position-vertical:absolute;mso-position-vertical-relative:text;mso-width-percent:0;mso-width-relative:margin;v-text-anchor:top" o:gfxdata="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" stroked="f">
-                <v:textbox style="mso-fit-shape-to-text:t" inset="0,0,0,0">
-                  <w:txbxContent>
-                    <w:p>
-                      <w:pPr>
-                        <w:pStyle w:val="Caption"/>
-                        <w:rPr>
-                          <w:noProof/>
-                          <w:sz w:val="30"/>
-                          <w:szCs w:val="30"/>
-                        </w:rPr>
-                      </w:pPr>
-                      <w:r>
-                        <w:t xml:space="preserve">Figure </w:t>
-                      </w:r>
-                      <w:r>
-                        <w:fldChar w:fldCharType="begin"/>
-                      </w:r>
-                      <w:r>
-                        <w:instrText xml:space="preserve"> SEQ Figure \* ARABIC </w:instrText>
-                      </w:r>
-                      <w:r>
-                        <w:fldChar w:fldCharType="separate"/>
-                      </w:r>
-                      <w:r>
-                        <w:rPr>
-                          <w:noProof/>
-                        </w:rPr>
-                        <w:t>4</w:t>
-                      </w:r>
-                      <w:r>
-                        <w:fldChar w:fldCharType="end"/>
-                      </w:r>
-                      <w:r>
-                        <w:t>. UI’s folder tree</w:t>
-                      </w:r>
-                    </w:p>
-                  </w:txbxContent>
-                </v:textbox>
-                <w10:wrap type="square"/>
-              </v:shape>
-            </w:pict>
-          </mc:Fallback>
-        </mc:AlternateContent>
-      </w:r>
-      <w:r>
-        <w:t xml:space="preserve">Figure </w:t>
-      </w:r>
-      <w:fldSimple w:instr=" SEQ Figure \* ARABIC ">
-        <w:r>
-          <w:rPr>
-            <w:noProof/>
-          </w:rPr>
-          <w:t>5</w:t>
-        </w:r>
-      </w:fldSimple>
-      <w:r>
-        <w:t xml:space="preserve">. </w:t>
-      </w:r>
-      <w:proofErr w:type="spellStart"/>
-      <w:r>
-        <w:t>CustomerWForm.aspx</w:t>
-      </w:r>
-      <w:r>
-        <w:t>’s</w:t>
-      </w:r>
-      <w:proofErr w:type="spellEnd"/>
-      <w:r>
-        <w:t xml:space="preserve"> UI.</w:t>
-      </w:r>
-    </w:p>
-    <w:p/>
-    <w:p/>
-    <w:p>
-      <w:pPr>
-        <w:pStyle w:val="ListParagraph"/>
-        <w:ind w:left="1800"/>
-        <w:rPr>
-          <w:rFonts w:ascii="Times New Roman" w:hAnsi="Times New Roman" w:cs="Times New Roman"/>
-        </w:rPr>
-      </w:pPr>
-      <w:r>
-        <w:rPr>
-          <w:rFonts w:ascii="Times New Roman" w:hAnsi="Times New Roman" w:cs="Times New Roman"/>
-        </w:rPr>
-        <w:t>Controls: Used an asp:</w:t>
-      </w:r>
-      <w:r>
-        <w:rPr>
-          <w:rFonts w:ascii="Times New Roman" w:hAnsi="Times New Roman" w:cs="Times New Roman"/>
-        </w:rPr>
-        <w:t xml:space="preserve"> </w:t>
-      </w:r>
-      <w:proofErr w:type="spellStart"/>
-      <w:r>
-        <w:rPr>
-          <w:rFonts w:ascii="Times New Roman" w:hAnsi="Times New Roman" w:cs="Times New Roman"/>
-        </w:rPr>
-        <w:t>GridView</w:t>
-      </w:r>
-      <w:proofErr w:type="spellEnd"/>
-      <w:r>
-        <w:rPr>
-          <w:rFonts w:ascii="Times New Roman" w:hAnsi="Times New Roman" w:cs="Times New Roman"/>
-        </w:rPr>
-        <w:t xml:space="preserve"> to display the customer list and </w:t>
-      </w:r>
-      <w:proofErr w:type="spellStart"/>
-      <w:proofErr w:type="gramStart"/>
-      <w:r>
-        <w:rPr>
-          <w:rFonts w:ascii="Times New Roman" w:hAnsi="Times New Roman" w:cs="Times New Roman"/>
-        </w:rPr>
-        <w:t>asp:TextBox</w:t>
-      </w:r>
-      <w:proofErr w:type="spellEnd"/>
-      <w:proofErr w:type="gramEnd"/>
-      <w:r>
-        <w:rPr>
-          <w:rFonts w:ascii="Times New Roman" w:hAnsi="Times New Roman" w:cs="Times New Roman"/>
-        </w:rPr>
-        <w:t xml:space="preserve"> controls for data entry.</w:t>
-      </w:r>
-    </w:p>
-    <w:p>
-      <w:pPr>
-        <w:pStyle w:val="ListParagraph"/>
-        <w:ind w:left="1800"/>
-        <w:rPr>
-          <w:rFonts w:ascii="Times New Roman" w:hAnsi="Times New Roman" w:cs="Times New Roman"/>
-          <w:b/>
-          <w:bCs/>
-        </w:rPr>
-      </w:pPr>
-      <w:r>
-        <w:rPr>
-          <w:rFonts w:ascii="Times New Roman" w:hAnsi="Times New Roman" w:cs="Times New Roman"/>
-        </w:rPr>
-        <w:t>Configuration: Added the SQL connection string (</w:t>
-      </w:r>
-      <w:proofErr w:type="spellStart"/>
-      <w:r>
-        <w:rPr>
-          <w:rFonts w:ascii="Times New Roman" w:hAnsi="Times New Roman" w:cs="Times New Roman"/>
-        </w:rPr>
-        <w:t>MyConn</w:t>
-      </w:r>
-      <w:proofErr w:type="spellEnd"/>
-      <w:r>
-        <w:rPr>
-          <w:rFonts w:ascii="Times New Roman" w:hAnsi="Times New Roman" w:cs="Times New Roman"/>
-        </w:rPr>
-        <w:t xml:space="preserve">) to the </w:t>
-      </w:r>
-      <w:proofErr w:type="spellStart"/>
-      <w:r>
-        <w:rPr>
-          <w:rFonts w:ascii="Times New Roman" w:hAnsi="Times New Roman" w:cs="Times New Roman"/>
-        </w:rPr>
-        <w:t>web.config</w:t>
-      </w:r>
-      <w:proofErr w:type="spellEnd"/>
-      <w:r>
-        <w:rPr>
-          <w:rFonts w:ascii="Times New Roman" w:hAnsi="Times New Roman" w:cs="Times New Roman"/>
-        </w:rPr>
-        <w:t xml:space="preserve"> file to link the web app to the database.</w:t>
-      </w:r>
-    </w:p>
-    <w:p>
-      <w:pPr>
-        <w:pStyle w:val="ListParagraph"/>
-        <w:ind w:left="1800"/>
-        <w:rPr>
-          <w:rFonts w:ascii="Times New Roman" w:hAnsi="Times New Roman" w:cs="Times New Roman"/>
-        </w:rPr>
-      </w:pPr>
-    </w:p>
-    <w:p>
-      <w:pPr>
-        <w:pStyle w:val="ListParagraph"/>
-        <w:ind w:left="1800"/>
-        <w:rPr>
-          <w:rFonts w:ascii="Times New Roman" w:hAnsi="Times New Roman" w:cs="Times New Roman"/>
-        </w:rPr>
-      </w:pPr>
-      <w:r>
-        <w:rPr>
-          <w:rFonts w:ascii="Times New Roman" w:hAnsi="Times New Roman" w:cs="Times New Roman"/>
-        </w:rPr>
-        <w:t>All of the files above were made with the example code from the instructor’s lab file</w:t>
-      </w:r>
-    </w:p>
-    <w:p>
-      <w:pPr>
-        <w:jc w:val="center"/>
-        <w:rPr>
-          <w:rFonts w:ascii="Times New Roman" w:hAnsi="Times New Roman" w:cs="Times New Roman"/>
-        </w:rPr>
-      </w:pPr>
-    </w:p>
-    <w:p>
-      <w:pPr>
-        <w:pStyle w:val="ListParagraph"/>
-        <w:numPr>
-          <w:ilvl w:val="0"/>
-          <w:numId w:val="5"/>
-        </w:numPr>
-        <w:rPr>
-          <w:rFonts w:ascii="Times New Roman" w:hAnsi="Times New Roman" w:cs="Times New Roman"/>
-          <w:b/>
-          <w:bCs/>
-          <w:lang w:val="vi-VN"/>
-        </w:rPr>
-      </w:pPr>
-      <w:proofErr w:type="spellStart"/>
-      <w:r>
-        <w:rPr>
-          <w:rFonts w:ascii="Times New Roman" w:hAnsi="Times New Roman" w:cs="Times New Roman"/>
-          <w:b/>
-          <w:bCs/>
-        </w:rPr>
-        <w:t>Homeworks</w:t>
-      </w:r>
-      <w:proofErr w:type="spellEnd"/>
-      <w:r>
-        <w:rPr>
-          <w:rFonts w:ascii="Times New Roman" w:hAnsi="Times New Roman" w:cs="Times New Roman"/>
-          <w:b/>
-          <w:bCs/>
-        </w:rPr>
-        <w:t xml:space="preserve"> </w:t>
-      </w:r>
-    </w:p>
-    <w:p>
-      <w:pPr>
-        <w:pStyle w:val="ListParagraph"/>
-        <w:ind w:left="1080"/>
-        <w:rPr>
-          <w:rFonts w:ascii="Times New Roman" w:hAnsi="Times New Roman" w:cs="Times New Roman"/>
-          <w:lang w:val="vi-VN"/>
-        </w:rPr>
-      </w:pPr>
-      <w:r>
-        <w:rPr>
-          <w:rFonts w:ascii="Times New Roman" w:hAnsi="Times New Roman" w:cs="Times New Roman"/>
-        </w:rPr>
-        <w:t>Sorry for the sloppy presentation, I promise I will do better than this for future projects.</w:t>
-      </w:r>
-    </w:p>
-    <w:p>
-      <w:pPr>
-        <w:pStyle w:val="ListParagraph"/>
-        <w:ind w:left="1080"/>
-        <w:rPr>
-          <w:rFonts w:ascii="Times New Roman" w:hAnsi="Times New Roman" w:cs="Times New Roman"/>
-        </w:rPr>
-      </w:pPr>
-      <w:r>
-        <w:rPr>
-          <w:rFonts w:ascii="Times New Roman" w:hAnsi="Times New Roman" w:cs="Times New Roman"/>
-        </w:rPr>
-        <w:t>By the time you are reading this, my homework is done and currently is in my</w:t>
-      </w:r>
-      <w:r>
-        <w:rPr>
-          <w:rFonts w:ascii="Times New Roman" w:hAnsi="Times New Roman" w:cs="Times New Roman"/>
-        </w:rPr>
-        <w:t xml:space="preserve"> </w:t>
-      </w:r>
-      <w:proofErr w:type="spellStart"/>
-      <w:r>
-        <w:rPr>
-          <w:rFonts w:ascii="Times New Roman" w:hAnsi="Times New Roman" w:cs="Times New Roman"/>
-        </w:rPr>
-        <w:t>github</w:t>
-      </w:r>
-      <w:proofErr w:type="spellEnd"/>
-      <w:r>
-        <w:rPr>
-          <w:rFonts w:ascii="Times New Roman" w:hAnsi="Times New Roman" w:cs="Times New Roman"/>
-        </w:rPr>
-        <w:t xml:space="preserve"> </w:t>
-      </w:r>
-      <w:proofErr w:type="gramStart"/>
-      <w:r>
-        <w:rPr>
-          <w:rFonts w:ascii="Times New Roman" w:hAnsi="Times New Roman" w:cs="Times New Roman"/>
-        </w:rPr>
-        <w:t>repository .</w:t>
-      </w:r>
-      <w:proofErr w:type="gramEnd"/>
-      <w:r>
-        <w:rPr>
-          <w:rFonts w:ascii="Times New Roman" w:hAnsi="Times New Roman" w:cs="Times New Roman"/>
-        </w:rPr>
-        <w:t>/</w:t>
-      </w:r>
-      <w:proofErr w:type="spellStart"/>
-      <w:r>
-        <w:rPr>
-          <w:rFonts w:ascii="Times New Roman" w:hAnsi="Times New Roman" w:cs="Times New Roman"/>
-        </w:rPr>
-        <w:t>Homeworks</w:t>
-      </w:r>
-      <w:proofErr w:type="spellEnd"/>
-      <w:r>
-        <w:rPr>
-          <w:rFonts w:ascii="Times New Roman" w:hAnsi="Times New Roman" w:cs="Times New Roman"/>
-        </w:rPr>
-        <w:t>.</w:t>
-      </w:r>
-    </w:p>
-    <w:p>
-      <w:pPr>
-        <w:pStyle w:val="ListParagraph"/>
-        <w:ind w:left="1080"/>
-        <w:rPr>
-          <w:rFonts w:ascii="Times New Roman" w:hAnsi="Times New Roman" w:cs="Times New Roman"/>
-          <w:lang w:val="vi-VN"/>
-        </w:rPr>
-      </w:pPr>
-      <w:r>
-        <w:rPr>
-          <w:rFonts w:ascii="Times New Roman" w:hAnsi="Times New Roman" w:cs="Times New Roman"/>
-        </w:rPr>
-        <w:t>And it’s more detailed report is currently in 523c0012_Lab4.pdf.</w:t>
-      </w:r>
-    </w:p>
-    <w:p>
-      <w:pPr>
-        <w:pStyle w:val="ListParagraph"/>
-        <w:numPr>
-          <w:ilvl w:val="0"/>
-          <w:numId w:val="5"/>
-        </w:numPr>
-        <w:rPr>
-          <w:rFonts w:ascii="Times New Roman" w:hAnsi="Times New Roman" w:cs="Times New Roman"/>
-          <w:b/>
-          <w:bCs/>
-          <w:lang w:val="vi-VN"/>
-        </w:rPr>
-      </w:pPr>
-      <w:proofErr w:type="spellStart"/>
-      <w:r>
-        <w:rPr>
-          <w:rFonts w:ascii="Times New Roman" w:hAnsi="Times New Roman" w:cs="Times New Roman"/>
-          <w:b/>
-          <w:bCs/>
-        </w:rPr>
-        <w:t>Github</w:t>
-      </w:r>
-      <w:proofErr w:type="spellEnd"/>
-      <w:r>
-        <w:rPr>
-          <w:rFonts w:ascii="Times New Roman" w:hAnsi="Times New Roman" w:cs="Times New Roman"/>
-          <w:b/>
-          <w:bCs/>
-        </w:rPr>
-        <w:t xml:space="preserve"> Repo Link:</w:t>
-      </w:r>
-    </w:p>
-    <w:p>
-      <w:pPr>
-        <w:pStyle w:val="ListParagraph"/>
-        <w:ind w:left="1080"/>
-        <w:rPr>
-          <w:rFonts w:ascii="Times New Roman" w:hAnsi="Times New Roman" w:cs="Times New Roman"/>
-        </w:rPr>
-      </w:pPr>
-      <w:r>
-        <w:rPr>
-          <w:rFonts w:ascii="Times New Roman" w:hAnsi="Times New Roman" w:cs="Times New Roman"/>
-          <w:lang w:val="vi-VN"/>
-        </w:rPr>
-        <w:t>https://github.com/Thundercok/SoftwareEngineering2026/tree/main/Lab4</w:t>
-      </w:r>
+          <w:sz w:val="28"/>
+          <w:szCs w:val="28"/>
+        </w:rPr>
+      </w:pPr>
     </w:p>
     <w:sectPr>
-      <w:footerReference w:type="default" r:id="rId12"/>
-      <w:headerReference w:type="first" r:id="rId13"/>
+      <w:footerReference w:type="default" r:id="rId7"/>
+      <w:headerReference w:type="first" r:id="rId8"/>
       <w:pgSz w:w="12240" w:h="15840"/>
       <w:pgMar w:top="720" w:right="1440" w:bottom="1800" w:left="1440" w:header="720" w:footer="720" w:gutter="0"/>
       <w:cols w:space="720"/>
@@ -1857,6 +1673,304 @@
     </w:lvl>
   </w:abstractNum>
   <w:abstractNum w:abstractNumId="2" w15:restartNumberingAfterBreak="0">
+    <w:nsid w:val="026100F1"/>
+    <w:multiLevelType w:val="multilevel"/>
+    <w:tmpl w:val="9E3E4066"/>
+    <w:lvl w:ilvl="0">
+      <w:start w:val="1"/>
+      <w:numFmt w:val="bullet"/>
+      <w:lvlText w:val=""/>
+      <w:lvlJc w:val="left"/>
+      <w:pPr>
+        <w:tabs>
+          <w:tab w:val="num" w:pos="720"/>
+        </w:tabs>
+        <w:ind w:left="720" w:hanging="360"/>
+      </w:pPr>
+      <w:rPr>
+        <w:rFonts w:ascii="Symbol" w:hAnsi="Symbol" w:hint="default"/>
+        <w:sz w:val="20"/>
+      </w:rPr>
+    </w:lvl>
+    <w:lvl w:ilvl="1">
+      <w:start w:val="1"/>
+      <w:numFmt w:val="bullet"/>
+      <w:lvlText w:val="o"/>
+      <w:lvlJc w:val="left"/>
+      <w:pPr>
+        <w:tabs>
+          <w:tab w:val="num" w:pos="1440"/>
+        </w:tabs>
+        <w:ind w:left="1440" w:hanging="360"/>
+      </w:pPr>
+      <w:rPr>
+        <w:rFonts w:ascii="Courier New" w:hAnsi="Courier New" w:hint="default"/>
+        <w:sz w:val="20"/>
+      </w:rPr>
+    </w:lvl>
+    <w:lvl w:ilvl="2" w:tentative="1">
+      <w:start w:val="1"/>
+      <w:numFmt w:val="bullet"/>
+      <w:lvlText w:val=""/>
+      <w:lvlJc w:val="left"/>
+      <w:pPr>
+        <w:tabs>
+          <w:tab w:val="num" w:pos="2160"/>
+        </w:tabs>
+        <w:ind w:left="2160" w:hanging="360"/>
+      </w:pPr>
+      <w:rPr>
+        <w:rFonts w:ascii="Wingdings" w:hAnsi="Wingdings" w:hint="default"/>
+        <w:sz w:val="20"/>
+      </w:rPr>
+    </w:lvl>
+    <w:lvl w:ilvl="3" w:tentative="1">
+      <w:start w:val="1"/>
+      <w:numFmt w:val="bullet"/>
+      <w:lvlText w:val=""/>
+      <w:lvlJc w:val="left"/>
+      <w:pPr>
+        <w:tabs>
+          <w:tab w:val="num" w:pos="2880"/>
+        </w:tabs>
+        <w:ind w:left="2880" w:hanging="360"/>
+      </w:pPr>
+      <w:rPr>
+        <w:rFonts w:ascii="Wingdings" w:hAnsi="Wingdings" w:hint="default"/>
+        <w:sz w:val="20"/>
+      </w:rPr>
+    </w:lvl>
+    <w:lvl w:ilvl="4" w:tentative="1">
+      <w:start w:val="1"/>
+      <w:numFmt w:val="bullet"/>
+      <w:lvlText w:val=""/>
+      <w:lvlJc w:val="left"/>
+      <w:pPr>
+        <w:tabs>
+          <w:tab w:val="num" w:pos="3600"/>
+        </w:tabs>
+        <w:ind w:left="3600" w:hanging="360"/>
+      </w:pPr>
+      <w:rPr>
+        <w:rFonts w:ascii="Wingdings" w:hAnsi="Wingdings" w:hint="default"/>
+        <w:sz w:val="20"/>
+      </w:rPr>
+    </w:lvl>
+    <w:lvl w:ilvl="5" w:tentative="1">
+      <w:start w:val="1"/>
+      <w:numFmt w:val="bullet"/>
+      <w:lvlText w:val=""/>
+      <w:lvlJc w:val="left"/>
+      <w:pPr>
+        <w:tabs>
+          <w:tab w:val="num" w:pos="4320"/>
+        </w:tabs>
+        <w:ind w:left="4320" w:hanging="360"/>
+      </w:pPr>
+      <w:rPr>
+        <w:rFonts w:ascii="Wingdings" w:hAnsi="Wingdings" w:hint="default"/>
+        <w:sz w:val="20"/>
+      </w:rPr>
+    </w:lvl>
+    <w:lvl w:ilvl="6" w:tentative="1">
+      <w:start w:val="1"/>
+      <w:numFmt w:val="bullet"/>
+      <w:lvlText w:val=""/>
+      <w:lvlJc w:val="left"/>
+      <w:pPr>
+        <w:tabs>
+          <w:tab w:val="num" w:pos="5040"/>
+        </w:tabs>
+        <w:ind w:left="5040" w:hanging="360"/>
+      </w:pPr>
+      <w:rPr>
+        <w:rFonts w:ascii="Wingdings" w:hAnsi="Wingdings" w:hint="default"/>
+        <w:sz w:val="20"/>
+      </w:rPr>
+    </w:lvl>
+    <w:lvl w:ilvl="7" w:tentative="1">
+      <w:start w:val="1"/>
+      <w:numFmt w:val="bullet"/>
+      <w:lvlText w:val=""/>
+      <w:lvlJc w:val="left"/>
+      <w:pPr>
+        <w:tabs>
+          <w:tab w:val="num" w:pos="5760"/>
+        </w:tabs>
+        <w:ind w:left="5760" w:hanging="360"/>
+      </w:pPr>
+      <w:rPr>
+        <w:rFonts w:ascii="Wingdings" w:hAnsi="Wingdings" w:hint="default"/>
+        <w:sz w:val="20"/>
+      </w:rPr>
+    </w:lvl>
+    <w:lvl w:ilvl="8" w:tentative="1">
+      <w:start w:val="1"/>
+      <w:numFmt w:val="bullet"/>
+      <w:lvlText w:val=""/>
+      <w:lvlJc w:val="left"/>
+      <w:pPr>
+        <w:tabs>
+          <w:tab w:val="num" w:pos="6480"/>
+        </w:tabs>
+        <w:ind w:left="6480" w:hanging="360"/>
+      </w:pPr>
+      <w:rPr>
+        <w:rFonts w:ascii="Wingdings" w:hAnsi="Wingdings" w:hint="default"/>
+        <w:sz w:val="20"/>
+      </w:rPr>
+    </w:lvl>
+  </w:abstractNum>
+  <w:abstractNum w:abstractNumId="3" w15:restartNumberingAfterBreak="0">
+    <w:nsid w:val="072F380C"/>
+    <w:multiLevelType w:val="multilevel"/>
+    <w:tmpl w:val="AAD2E616"/>
+    <w:lvl w:ilvl="0">
+      <w:start w:val="1"/>
+      <w:numFmt w:val="bullet"/>
+      <w:lvlText w:val=""/>
+      <w:lvlJc w:val="left"/>
+      <w:pPr>
+        <w:tabs>
+          <w:tab w:val="num" w:pos="720"/>
+        </w:tabs>
+        <w:ind w:left="720" w:hanging="360"/>
+      </w:pPr>
+      <w:rPr>
+        <w:rFonts w:ascii="Symbol" w:hAnsi="Symbol" w:hint="default"/>
+        <w:sz w:val="20"/>
+      </w:rPr>
+    </w:lvl>
+    <w:lvl w:ilvl="1">
+      <w:start w:val="1"/>
+      <w:numFmt w:val="bullet"/>
+      <w:lvlText w:val="o"/>
+      <w:lvlJc w:val="left"/>
+      <w:pPr>
+        <w:tabs>
+          <w:tab w:val="num" w:pos="1440"/>
+        </w:tabs>
+        <w:ind w:left="1440" w:hanging="360"/>
+      </w:pPr>
+      <w:rPr>
+        <w:rFonts w:ascii="Courier New" w:hAnsi="Courier New" w:hint="default"/>
+        <w:sz w:val="20"/>
+      </w:rPr>
+    </w:lvl>
+    <w:lvl w:ilvl="2" w:tentative="1">
+      <w:start w:val="1"/>
+      <w:numFmt w:val="bullet"/>
+      <w:lvlText w:val=""/>
+      <w:lvlJc w:val="left"/>
+      <w:pPr>
+        <w:tabs>
+          <w:tab w:val="num" w:pos="2160"/>
+        </w:tabs>
+        <w:ind w:left="2160" w:hanging="360"/>
+      </w:pPr>
+      <w:rPr>
+        <w:rFonts w:ascii="Wingdings" w:hAnsi="Wingdings" w:hint="default"/>
+        <w:sz w:val="20"/>
+      </w:rPr>
+    </w:lvl>
+    <w:lvl w:ilvl="3" w:tentative="1">
+      <w:start w:val="1"/>
+      <w:numFmt w:val="bullet"/>
+      <w:lvlText w:val=""/>
+      <w:lvlJc w:val="left"/>
+      <w:pPr>
+        <w:tabs>
+          <w:tab w:val="num" w:pos="2880"/>
+        </w:tabs>
+        <w:ind w:left="2880" w:hanging="360"/>
+      </w:pPr>
+      <w:rPr>
+        <w:rFonts w:ascii="Wingdings" w:hAnsi="Wingdings" w:hint="default"/>
+        <w:sz w:val="20"/>
+      </w:rPr>
+    </w:lvl>
+    <w:lvl w:ilvl="4" w:tentative="1">
+      <w:start w:val="1"/>
+      <w:numFmt w:val="bullet"/>
+      <w:lvlText w:val=""/>
+      <w:lvlJc w:val="left"/>
+      <w:pPr>
+        <w:tabs>
+          <w:tab w:val="num" w:pos="3600"/>
+        </w:tabs>
+        <w:ind w:left="3600" w:hanging="360"/>
+      </w:pPr>
+      <w:rPr>
+        <w:rFonts w:ascii="Wingdings" w:hAnsi="Wingdings" w:hint="default"/>
+        <w:sz w:val="20"/>
+      </w:rPr>
+    </w:lvl>
+    <w:lvl w:ilvl="5" w:tentative="1">
+      <w:start w:val="1"/>
+      <w:numFmt w:val="bullet"/>
+      <w:lvlText w:val=""/>
+      <w:lvlJc w:val="left"/>
+      <w:pPr>
+        <w:tabs>
+          <w:tab w:val="num" w:pos="4320"/>
+        </w:tabs>
+        <w:ind w:left="4320" w:hanging="360"/>
+      </w:pPr>
+      <w:rPr>
+        <w:rFonts w:ascii="Wingdings" w:hAnsi="Wingdings" w:hint="default"/>
+        <w:sz w:val="20"/>
+      </w:rPr>
+    </w:lvl>
+    <w:lvl w:ilvl="6" w:tentative="1">
+      <w:start w:val="1"/>
+      <w:numFmt w:val="bullet"/>
+      <w:lvlText w:val=""/>
+      <w:lvlJc w:val="left"/>
+      <w:pPr>
+        <w:tabs>
+          <w:tab w:val="num" w:pos="5040"/>
+        </w:tabs>
+        <w:ind w:left="5040" w:hanging="360"/>
+      </w:pPr>
+      <w:rPr>
+        <w:rFonts w:ascii="Wingdings" w:hAnsi="Wingdings" w:hint="default"/>
+        <w:sz w:val="20"/>
+      </w:rPr>
+    </w:lvl>
+    <w:lvl w:ilvl="7" w:tentative="1">
+      <w:start w:val="1"/>
+      <w:numFmt w:val="bullet"/>
+      <w:lvlText w:val=""/>
+      <w:lvlJc w:val="left"/>
+      <w:pPr>
+        <w:tabs>
+          <w:tab w:val="num" w:pos="5760"/>
+        </w:tabs>
+        <w:ind w:left="5760" w:hanging="360"/>
+      </w:pPr>
+      <w:rPr>
+        <w:rFonts w:ascii="Wingdings" w:hAnsi="Wingdings" w:hint="default"/>
+        <w:sz w:val="20"/>
+      </w:rPr>
+    </w:lvl>
+    <w:lvl w:ilvl="8" w:tentative="1">
+      <w:start w:val="1"/>
+      <w:numFmt w:val="bullet"/>
+      <w:lvlText w:val=""/>
+      <w:lvlJc w:val="left"/>
+      <w:pPr>
+        <w:tabs>
+          <w:tab w:val="num" w:pos="6480"/>
+        </w:tabs>
+        <w:ind w:left="6480" w:hanging="360"/>
+      </w:pPr>
+      <w:rPr>
+        <w:rFonts w:ascii="Wingdings" w:hAnsi="Wingdings" w:hint="default"/>
+        <w:sz w:val="20"/>
+      </w:rPr>
+    </w:lvl>
+  </w:abstractNum>
+  <w:abstractNum w:abstractNumId="4" w15:restartNumberingAfterBreak="0">
     <w:nsid w:val="139B42AF"/>
     <w:multiLevelType w:val="hybridMultilevel"/>
     <w:tmpl w:val="A9163EF6"/>
@@ -1945,7 +2059,7 @@
       </w:pPr>
     </w:lvl>
   </w:abstractNum>
-  <w:abstractNum w:abstractNumId="3" w15:restartNumberingAfterBreak="0">
+  <w:abstractNum w:abstractNumId="5" w15:restartNumberingAfterBreak="0">
     <w:nsid w:val="20906CDF"/>
     <w:multiLevelType w:val="hybridMultilevel"/>
     <w:tmpl w:val="9E244A1C"/>
@@ -2062,7 +2176,305 @@
       </w:rPr>
     </w:lvl>
   </w:abstractNum>
-  <w:abstractNum w:abstractNumId="4" w15:restartNumberingAfterBreak="0">
+  <w:abstractNum w:abstractNumId="6" w15:restartNumberingAfterBreak="0">
+    <w:nsid w:val="38FE2D63"/>
+    <w:multiLevelType w:val="multilevel"/>
+    <w:tmpl w:val="D9EE33FA"/>
+    <w:lvl w:ilvl="0">
+      <w:start w:val="1"/>
+      <w:numFmt w:val="bullet"/>
+      <w:lvlText w:val=""/>
+      <w:lvlJc w:val="left"/>
+      <w:pPr>
+        <w:tabs>
+          <w:tab w:val="num" w:pos="720"/>
+        </w:tabs>
+        <w:ind w:left="720" w:hanging="360"/>
+      </w:pPr>
+      <w:rPr>
+        <w:rFonts w:ascii="Symbol" w:hAnsi="Symbol" w:hint="default"/>
+        <w:sz w:val="20"/>
+      </w:rPr>
+    </w:lvl>
+    <w:lvl w:ilvl="1">
+      <w:start w:val="1"/>
+      <w:numFmt w:val="bullet"/>
+      <w:lvlText w:val="o"/>
+      <w:lvlJc w:val="left"/>
+      <w:pPr>
+        <w:tabs>
+          <w:tab w:val="num" w:pos="1440"/>
+        </w:tabs>
+        <w:ind w:left="1440" w:hanging="360"/>
+      </w:pPr>
+      <w:rPr>
+        <w:rFonts w:ascii="Courier New" w:hAnsi="Courier New" w:hint="default"/>
+        <w:sz w:val="20"/>
+      </w:rPr>
+    </w:lvl>
+    <w:lvl w:ilvl="2" w:tentative="1">
+      <w:start w:val="1"/>
+      <w:numFmt w:val="bullet"/>
+      <w:lvlText w:val=""/>
+      <w:lvlJc w:val="left"/>
+      <w:pPr>
+        <w:tabs>
+          <w:tab w:val="num" w:pos="2160"/>
+        </w:tabs>
+        <w:ind w:left="2160" w:hanging="360"/>
+      </w:pPr>
+      <w:rPr>
+        <w:rFonts w:ascii="Wingdings" w:hAnsi="Wingdings" w:hint="default"/>
+        <w:sz w:val="20"/>
+      </w:rPr>
+    </w:lvl>
+    <w:lvl w:ilvl="3" w:tentative="1">
+      <w:start w:val="1"/>
+      <w:numFmt w:val="bullet"/>
+      <w:lvlText w:val=""/>
+      <w:lvlJc w:val="left"/>
+      <w:pPr>
+        <w:tabs>
+          <w:tab w:val="num" w:pos="2880"/>
+        </w:tabs>
+        <w:ind w:left="2880" w:hanging="360"/>
+      </w:pPr>
+      <w:rPr>
+        <w:rFonts w:ascii="Wingdings" w:hAnsi="Wingdings" w:hint="default"/>
+        <w:sz w:val="20"/>
+      </w:rPr>
+    </w:lvl>
+    <w:lvl w:ilvl="4" w:tentative="1">
+      <w:start w:val="1"/>
+      <w:numFmt w:val="bullet"/>
+      <w:lvlText w:val=""/>
+      <w:lvlJc w:val="left"/>
+      <w:pPr>
+        <w:tabs>
+          <w:tab w:val="num" w:pos="3600"/>
+        </w:tabs>
+        <w:ind w:left="3600" w:hanging="360"/>
+      </w:pPr>
+      <w:rPr>
+        <w:rFonts w:ascii="Wingdings" w:hAnsi="Wingdings" w:hint="default"/>
+        <w:sz w:val="20"/>
+      </w:rPr>
+    </w:lvl>
+    <w:lvl w:ilvl="5" w:tentative="1">
+      <w:start w:val="1"/>
+      <w:numFmt w:val="bullet"/>
+      <w:lvlText w:val=""/>
+      <w:lvlJc w:val="left"/>
+      <w:pPr>
+        <w:tabs>
+          <w:tab w:val="num" w:pos="4320"/>
+        </w:tabs>
+        <w:ind w:left="4320" w:hanging="360"/>
+      </w:pPr>
+      <w:rPr>
+        <w:rFonts w:ascii="Wingdings" w:hAnsi="Wingdings" w:hint="default"/>
+        <w:sz w:val="20"/>
+      </w:rPr>
+    </w:lvl>
+    <w:lvl w:ilvl="6" w:tentative="1">
+      <w:start w:val="1"/>
+      <w:numFmt w:val="bullet"/>
+      <w:lvlText w:val=""/>
+      <w:lvlJc w:val="left"/>
+      <w:pPr>
+        <w:tabs>
+          <w:tab w:val="num" w:pos="5040"/>
+        </w:tabs>
+        <w:ind w:left="5040" w:hanging="360"/>
+      </w:pPr>
+      <w:rPr>
+        <w:rFonts w:ascii="Wingdings" w:hAnsi="Wingdings" w:hint="default"/>
+        <w:sz w:val="20"/>
+      </w:rPr>
+    </w:lvl>
+    <w:lvl w:ilvl="7" w:tentative="1">
+      <w:start w:val="1"/>
+      <w:numFmt w:val="bullet"/>
+      <w:lvlText w:val=""/>
+      <w:lvlJc w:val="left"/>
+      <w:pPr>
+        <w:tabs>
+          <w:tab w:val="num" w:pos="5760"/>
+        </w:tabs>
+        <w:ind w:left="5760" w:hanging="360"/>
+      </w:pPr>
+      <w:rPr>
+        <w:rFonts w:ascii="Wingdings" w:hAnsi="Wingdings" w:hint="default"/>
+        <w:sz w:val="20"/>
+      </w:rPr>
+    </w:lvl>
+    <w:lvl w:ilvl="8" w:tentative="1">
+      <w:start w:val="1"/>
+      <w:numFmt w:val="bullet"/>
+      <w:lvlText w:val=""/>
+      <w:lvlJc w:val="left"/>
+      <w:pPr>
+        <w:tabs>
+          <w:tab w:val="num" w:pos="6480"/>
+        </w:tabs>
+        <w:ind w:left="6480" w:hanging="360"/>
+      </w:pPr>
+      <w:rPr>
+        <w:rFonts w:ascii="Wingdings" w:hAnsi="Wingdings" w:hint="default"/>
+        <w:sz w:val="20"/>
+      </w:rPr>
+    </w:lvl>
+  </w:abstractNum>
+  <w:abstractNum w:abstractNumId="7" w15:restartNumberingAfterBreak="0">
+    <w:nsid w:val="4CBB5FE2"/>
+    <w:multiLevelType w:val="multilevel"/>
+    <w:tmpl w:val="6738319A"/>
+    <w:lvl w:ilvl="0">
+      <w:start w:val="1"/>
+      <w:numFmt w:val="bullet"/>
+      <w:lvlText w:val=""/>
+      <w:lvlJc w:val="left"/>
+      <w:pPr>
+        <w:tabs>
+          <w:tab w:val="num" w:pos="720"/>
+        </w:tabs>
+        <w:ind w:left="720" w:hanging="360"/>
+      </w:pPr>
+      <w:rPr>
+        <w:rFonts w:ascii="Symbol" w:hAnsi="Symbol" w:hint="default"/>
+        <w:sz w:val="20"/>
+      </w:rPr>
+    </w:lvl>
+    <w:lvl w:ilvl="1" w:tentative="1">
+      <w:start w:val="1"/>
+      <w:numFmt w:val="bullet"/>
+      <w:lvlText w:val="o"/>
+      <w:lvlJc w:val="left"/>
+      <w:pPr>
+        <w:tabs>
+          <w:tab w:val="num" w:pos="1440"/>
+        </w:tabs>
+        <w:ind w:left="1440" w:hanging="360"/>
+      </w:pPr>
+      <w:rPr>
+        <w:rFonts w:ascii="Courier New" w:hAnsi="Courier New" w:hint="default"/>
+        <w:sz w:val="20"/>
+      </w:rPr>
+    </w:lvl>
+    <w:lvl w:ilvl="2" w:tentative="1">
+      <w:start w:val="1"/>
+      <w:numFmt w:val="bullet"/>
+      <w:lvlText w:val=""/>
+      <w:lvlJc w:val="left"/>
+      <w:pPr>
+        <w:tabs>
+          <w:tab w:val="num" w:pos="2160"/>
+        </w:tabs>
+        <w:ind w:left="2160" w:hanging="360"/>
+      </w:pPr>
+      <w:rPr>
+        <w:rFonts w:ascii="Wingdings" w:hAnsi="Wingdings" w:hint="default"/>
+        <w:sz w:val="20"/>
+      </w:rPr>
+    </w:lvl>
+    <w:lvl w:ilvl="3" w:tentative="1">
+      <w:start w:val="1"/>
+      <w:numFmt w:val="bullet"/>
+      <w:lvlText w:val=""/>
+      <w:lvlJc w:val="left"/>
+      <w:pPr>
+        <w:tabs>
+          <w:tab w:val="num" w:pos="2880"/>
+        </w:tabs>
+        <w:ind w:left="2880" w:hanging="360"/>
+      </w:pPr>
+      <w:rPr>
+        <w:rFonts w:ascii="Wingdings" w:hAnsi="Wingdings" w:hint="default"/>
+        <w:sz w:val="20"/>
+      </w:rPr>
+    </w:lvl>
+    <w:lvl w:ilvl="4" w:tentative="1">
+      <w:start w:val="1"/>
+      <w:numFmt w:val="bullet"/>
+      <w:lvlText w:val=""/>
+      <w:lvlJc w:val="left"/>
+      <w:pPr>
+        <w:tabs>
+          <w:tab w:val="num" w:pos="3600"/>
+        </w:tabs>
+        <w:ind w:left="3600" w:hanging="360"/>
+      </w:pPr>
+      <w:rPr>
+        <w:rFonts w:ascii="Wingdings" w:hAnsi="Wingdings" w:hint="default"/>
+        <w:sz w:val="20"/>
+      </w:rPr>
+    </w:lvl>
+    <w:lvl w:ilvl="5" w:tentative="1">
+      <w:start w:val="1"/>
+      <w:numFmt w:val="bullet"/>
+      <w:lvlText w:val=""/>
+      <w:lvlJc w:val="left"/>
+      <w:pPr>
+        <w:tabs>
+          <w:tab w:val="num" w:pos="4320"/>
+        </w:tabs>
+        <w:ind w:left="4320" w:hanging="360"/>
+      </w:pPr>
+      <w:rPr>
+        <w:rFonts w:ascii="Wingdings" w:hAnsi="Wingdings" w:hint="default"/>
+        <w:sz w:val="20"/>
+      </w:rPr>
+    </w:lvl>
+    <w:lvl w:ilvl="6" w:tentative="1">
+      <w:start w:val="1"/>
+      <w:numFmt w:val="bullet"/>
+      <w:lvlText w:val=""/>
+      <w:lvlJc w:val="left"/>
+      <w:pPr>
+        <w:tabs>
+          <w:tab w:val="num" w:pos="5040"/>
+        </w:tabs>
+        <w:ind w:left="5040" w:hanging="360"/>
+      </w:pPr>
+      <w:rPr>
+        <w:rFonts w:ascii="Wingdings" w:hAnsi="Wingdings" w:hint="default"/>
+        <w:sz w:val="20"/>
+      </w:rPr>
+    </w:lvl>
+    <w:lvl w:ilvl="7" w:tentative="1">
+      <w:start w:val="1"/>
+      <w:numFmt w:val="bullet"/>
+      <w:lvlText w:val=""/>
+      <w:lvlJc w:val="left"/>
+      <w:pPr>
+        <w:tabs>
+          <w:tab w:val="num" w:pos="5760"/>
+        </w:tabs>
+        <w:ind w:left="5760" w:hanging="360"/>
+      </w:pPr>
+      <w:rPr>
+        <w:rFonts w:ascii="Wingdings" w:hAnsi="Wingdings" w:hint="default"/>
+        <w:sz w:val="20"/>
+      </w:rPr>
+    </w:lvl>
+    <w:lvl w:ilvl="8" w:tentative="1">
+      <w:start w:val="1"/>
+      <w:numFmt w:val="bullet"/>
+      <w:lvlText w:val=""/>
+      <w:lvlJc w:val="left"/>
+      <w:pPr>
+        <w:tabs>
+          <w:tab w:val="num" w:pos="6480"/>
+        </w:tabs>
+        <w:ind w:left="6480" w:hanging="360"/>
+      </w:pPr>
+      <w:rPr>
+        <w:rFonts w:ascii="Wingdings" w:hAnsi="Wingdings" w:hint="default"/>
+        <w:sz w:val="20"/>
+      </w:rPr>
+    </w:lvl>
+  </w:abstractNum>
+  <w:abstractNum w:abstractNumId="8" w15:restartNumberingAfterBreak="0">
     <w:nsid w:val="4F9432C8"/>
     <w:multiLevelType w:val="hybridMultilevel"/>
     <w:tmpl w:val="23F240C8"/>
@@ -2151,7 +2563,156 @@
       </w:pPr>
     </w:lvl>
   </w:abstractNum>
-  <w:abstractNum w:abstractNumId="5" w15:restartNumberingAfterBreak="0">
+  <w:abstractNum w:abstractNumId="9" w15:restartNumberingAfterBreak="0">
+    <w:nsid w:val="55AB4179"/>
+    <w:multiLevelType w:val="multilevel"/>
+    <w:tmpl w:val="F2E26B16"/>
+    <w:lvl w:ilvl="0">
+      <w:start w:val="1"/>
+      <w:numFmt w:val="bullet"/>
+      <w:lvlText w:val=""/>
+      <w:lvlJc w:val="left"/>
+      <w:pPr>
+        <w:tabs>
+          <w:tab w:val="num" w:pos="720"/>
+        </w:tabs>
+        <w:ind w:left="720" w:hanging="360"/>
+      </w:pPr>
+      <w:rPr>
+        <w:rFonts w:ascii="Symbol" w:hAnsi="Symbol" w:hint="default"/>
+        <w:sz w:val="20"/>
+      </w:rPr>
+    </w:lvl>
+    <w:lvl w:ilvl="1" w:tentative="1">
+      <w:start w:val="1"/>
+      <w:numFmt w:val="bullet"/>
+      <w:lvlText w:val="o"/>
+      <w:lvlJc w:val="left"/>
+      <w:pPr>
+        <w:tabs>
+          <w:tab w:val="num" w:pos="1440"/>
+        </w:tabs>
+        <w:ind w:left="1440" w:hanging="360"/>
+      </w:pPr>
+      <w:rPr>
+        <w:rFonts w:ascii="Courier New" w:hAnsi="Courier New" w:hint="default"/>
+        <w:sz w:val="20"/>
+      </w:rPr>
+    </w:lvl>
+    <w:lvl w:ilvl="2" w:tentative="1">
+      <w:start w:val="1"/>
+      <w:numFmt w:val="bullet"/>
+      <w:lvlText w:val=""/>
+      <w:lvlJc w:val="left"/>
+      <w:pPr>
+        <w:tabs>
+          <w:tab w:val="num" w:pos="2160"/>
+        </w:tabs>
+        <w:ind w:left="2160" w:hanging="360"/>
+      </w:pPr>
+      <w:rPr>
+        <w:rFonts w:ascii="Wingdings" w:hAnsi="Wingdings" w:hint="default"/>
+        <w:sz w:val="20"/>
+      </w:rPr>
+    </w:lvl>
+    <w:lvl w:ilvl="3" w:tentative="1">
+      <w:start w:val="1"/>
+      <w:numFmt w:val="bullet"/>
+      <w:lvlText w:val=""/>
+      <w:lvlJc w:val="left"/>
+      <w:pPr>
+        <w:tabs>
+          <w:tab w:val="num" w:pos="2880"/>
+        </w:tabs>
+        <w:ind w:left="2880" w:hanging="360"/>
+      </w:pPr>
+      <w:rPr>
+        <w:rFonts w:ascii="Wingdings" w:hAnsi="Wingdings" w:hint="default"/>
+        <w:sz w:val="20"/>
+      </w:rPr>
+    </w:lvl>
+    <w:lvl w:ilvl="4" w:tentative="1">
+      <w:start w:val="1"/>
+      <w:numFmt w:val="bullet"/>
+      <w:lvlText w:val=""/>
+      <w:lvlJc w:val="left"/>
+      <w:pPr>
+        <w:tabs>
+          <w:tab w:val="num" w:pos="3600"/>
+        </w:tabs>
+        <w:ind w:left="3600" w:hanging="360"/>
+      </w:pPr>
+      <w:rPr>
+        <w:rFonts w:ascii="Wingdings" w:hAnsi="Wingdings" w:hint="default"/>
+        <w:sz w:val="20"/>
+      </w:rPr>
+    </w:lvl>
+    <w:lvl w:ilvl="5" w:tentative="1">
+      <w:start w:val="1"/>
+      <w:numFmt w:val="bullet"/>
+      <w:lvlText w:val=""/>
+      <w:lvlJc w:val="left"/>
+      <w:pPr>
+        <w:tabs>
+          <w:tab w:val="num" w:pos="4320"/>
+        </w:tabs>
+        <w:ind w:left="4320" w:hanging="360"/>
+      </w:pPr>
+      <w:rPr>
+        <w:rFonts w:ascii="Wingdings" w:hAnsi="Wingdings" w:hint="default"/>
+        <w:sz w:val="20"/>
+      </w:rPr>
+    </w:lvl>
+    <w:lvl w:ilvl="6" w:tentative="1">
+      <w:start w:val="1"/>
+      <w:numFmt w:val="bullet"/>
+      <w:lvlText w:val=""/>
+      <w:lvlJc w:val="left"/>
+      <w:pPr>
+        <w:tabs>
+          <w:tab w:val="num" w:pos="5040"/>
+        </w:tabs>
+        <w:ind w:left="5040" w:hanging="360"/>
+      </w:pPr>
+      <w:rPr>
+        <w:rFonts w:ascii="Wingdings" w:hAnsi="Wingdings" w:hint="default"/>
+        <w:sz w:val="20"/>
+      </w:rPr>
+    </w:lvl>
+    <w:lvl w:ilvl="7" w:tentative="1">
+      <w:start w:val="1"/>
+      <w:numFmt w:val="bullet"/>
+      <w:lvlText w:val=""/>
+      <w:lvlJc w:val="left"/>
+      <w:pPr>
+        <w:tabs>
+          <w:tab w:val="num" w:pos="5760"/>
+        </w:tabs>
+        <w:ind w:left="5760" w:hanging="360"/>
+      </w:pPr>
+      <w:rPr>
+        <w:rFonts w:ascii="Wingdings" w:hAnsi="Wingdings" w:hint="default"/>
+        <w:sz w:val="20"/>
+      </w:rPr>
+    </w:lvl>
+    <w:lvl w:ilvl="8" w:tentative="1">
+      <w:start w:val="1"/>
+      <w:numFmt w:val="bullet"/>
+      <w:lvlText w:val=""/>
+      <w:lvlJc w:val="left"/>
+      <w:pPr>
+        <w:tabs>
+          <w:tab w:val="num" w:pos="6480"/>
+        </w:tabs>
+        <w:ind w:left="6480" w:hanging="360"/>
+      </w:pPr>
+      <w:rPr>
+        <w:rFonts w:ascii="Wingdings" w:hAnsi="Wingdings" w:hint="default"/>
+        <w:sz w:val="20"/>
+      </w:rPr>
+    </w:lvl>
+  </w:abstractNum>
+  <w:abstractNum w:abstractNumId="10" w15:restartNumberingAfterBreak="0">
     <w:nsid w:val="569D02ED"/>
     <w:multiLevelType w:val="hybridMultilevel"/>
     <w:tmpl w:val="9384D9D4"/>
@@ -2264,7 +2825,7 @@
       </w:rPr>
     </w:lvl>
   </w:abstractNum>
-  <w:abstractNum w:abstractNumId="6" w15:restartNumberingAfterBreak="0">
+  <w:abstractNum w:abstractNumId="11" w15:restartNumberingAfterBreak="0">
     <w:nsid w:val="68AB4355"/>
     <w:multiLevelType w:val="hybridMultilevel"/>
     <w:tmpl w:val="0B203272"/>
@@ -2357,7 +2918,7 @@
       </w:pPr>
     </w:lvl>
   </w:abstractNum>
-  <w:abstractNum w:abstractNumId="7" w15:restartNumberingAfterBreak="0">
+  <w:abstractNum w:abstractNumId="12" w15:restartNumberingAfterBreak="0">
     <w:nsid w:val="73C517F0"/>
     <w:multiLevelType w:val="hybridMultilevel"/>
     <w:tmpl w:val="96A4C17C"/>
@@ -2453,22 +3014,37 @@
     <w:abstractNumId w:val="0"/>
   </w:num>
   <w:num w:numId="3" w16cid:durableId="1851019549">
+    <w:abstractNumId w:val="5"/>
+  </w:num>
+  <w:num w:numId="4" w16cid:durableId="1053962136">
+    <w:abstractNumId w:val="11"/>
+  </w:num>
+  <w:num w:numId="5" w16cid:durableId="27529680">
+    <w:abstractNumId w:val="4"/>
+  </w:num>
+  <w:num w:numId="6" w16cid:durableId="889995165">
+    <w:abstractNumId w:val="12"/>
+  </w:num>
+  <w:num w:numId="7" w16cid:durableId="448815605">
+    <w:abstractNumId w:val="10"/>
+  </w:num>
+  <w:num w:numId="8" w16cid:durableId="1743404620">
+    <w:abstractNumId w:val="8"/>
+  </w:num>
+  <w:num w:numId="9" w16cid:durableId="1809517519">
+    <w:abstractNumId w:val="2"/>
+  </w:num>
+  <w:num w:numId="10" w16cid:durableId="782386940">
+    <w:abstractNumId w:val="6"/>
+  </w:num>
+  <w:num w:numId="11" w16cid:durableId="1203010656">
     <w:abstractNumId w:val="3"/>
   </w:num>
-  <w:num w:numId="4" w16cid:durableId="1053962136">
-    <w:abstractNumId w:val="6"/>
-  </w:num>
-  <w:num w:numId="5" w16cid:durableId="27529680">
-    <w:abstractNumId w:val="2"/>
-  </w:num>
-  <w:num w:numId="6" w16cid:durableId="889995165">
+  <w:num w:numId="12" w16cid:durableId="701058091">
     <w:abstractNumId w:val="7"/>
   </w:num>
-  <w:num w:numId="7" w16cid:durableId="448815605">
-    <w:abstractNumId w:val="5"/>
-  </w:num>
-  <w:num w:numId="8" w16cid:durableId="1743404620">
-    <w:abstractNumId w:val="4"/>
+  <w:num w:numId="13" w16cid:durableId="1106732858">
+    <w:abstractNumId w:val="9"/>
   </w:num>
 </w:numbering>
 </file>
@@ -3550,6 +4126,157 @@
       <w:contextualSpacing/>
     </w:pPr>
   </w:style>
+  <w:style w:type="paragraph" w:styleId="NormalWeb">
+    <w:name w:val="Normal (Web)"/>
+    <w:basedOn w:val="Normal"/>
+    <w:uiPriority w:val="99"/>
+    <w:semiHidden/>
+    <w:unhideWhenUsed/>
+    <w:rsid w:val="003A6C2C"/>
+    <w:pPr>
+      <w:spacing w:before="100" w:beforeAutospacing="1" w:after="100" w:afterAutospacing="1" w:line="240" w:lineRule="auto"/>
+    </w:pPr>
+    <w:rPr>
+      <w:rFonts w:ascii="Times New Roman" w:eastAsia="Times New Roman" w:hAnsi="Times New Roman" w:cs="Times New Roman"/>
+      <w:color w:val="auto"/>
+      <w:sz w:val="24"/>
+      <w:szCs w:val="24"/>
+      <w:lang w:val="en-VN" w:eastAsia="en-US"/>
+    </w:rPr>
+  </w:style>
+  <w:style w:type="character" w:customStyle="1" w:styleId="apple-converted-space">
+    <w:name w:val="apple-converted-space"/>
+    <w:basedOn w:val="DefaultParagraphFont"/>
+    <w:rsid w:val="003A6C2C"/>
+  </w:style>
+  <w:style w:type="character" w:styleId="HTMLCode">
+    <w:name w:val="HTML Code"/>
+    <w:basedOn w:val="DefaultParagraphFont"/>
+    <w:uiPriority w:val="99"/>
+    <w:semiHidden/>
+    <w:unhideWhenUsed/>
+    <w:rsid w:val="003A6C2C"/>
+    <w:rPr>
+      <w:rFonts w:ascii="Courier New" w:eastAsia="Times New Roman" w:hAnsi="Courier New" w:cs="Courier New"/>
+      <w:sz w:val="20"/>
+      <w:szCs w:val="20"/>
+    </w:rPr>
+  </w:style>
+  <w:style w:type="character" w:customStyle="1" w:styleId="citation-440">
+    <w:name w:val="citation-440"/>
+    <w:basedOn w:val="DefaultParagraphFont"/>
+    <w:rsid w:val="003A6C2C"/>
+  </w:style>
+  <w:style w:type="character" w:customStyle="1" w:styleId="citation-439">
+    <w:name w:val="citation-439"/>
+    <w:basedOn w:val="DefaultParagraphFont"/>
+    <w:rsid w:val="003A6C2C"/>
+  </w:style>
+  <w:style w:type="character" w:customStyle="1" w:styleId="citation-438">
+    <w:name w:val="citation-438"/>
+    <w:basedOn w:val="DefaultParagraphFont"/>
+    <w:rsid w:val="003A6C2C"/>
+  </w:style>
+  <w:style w:type="character" w:customStyle="1" w:styleId="citation-437">
+    <w:name w:val="citation-437"/>
+    <w:basedOn w:val="DefaultParagraphFont"/>
+    <w:rsid w:val="003A6C2C"/>
+  </w:style>
+  <w:style w:type="character" w:customStyle="1" w:styleId="citation-436">
+    <w:name w:val="citation-436"/>
+    <w:basedOn w:val="DefaultParagraphFont"/>
+    <w:rsid w:val="003A6C2C"/>
+  </w:style>
+  <w:style w:type="character" w:customStyle="1" w:styleId="citation-435">
+    <w:name w:val="citation-435"/>
+    <w:basedOn w:val="DefaultParagraphFont"/>
+    <w:rsid w:val="003A6C2C"/>
+  </w:style>
+  <w:style w:type="character" w:customStyle="1" w:styleId="citation-434">
+    <w:name w:val="citation-434"/>
+    <w:basedOn w:val="DefaultParagraphFont"/>
+    <w:rsid w:val="003A6C2C"/>
+  </w:style>
+  <w:style w:type="character" w:customStyle="1" w:styleId="citation-433">
+    <w:name w:val="citation-433"/>
+    <w:basedOn w:val="DefaultParagraphFont"/>
+    <w:rsid w:val="003A6C2C"/>
+  </w:style>
+  <w:style w:type="character" w:customStyle="1" w:styleId="citation-432">
+    <w:name w:val="citation-432"/>
+    <w:basedOn w:val="DefaultParagraphFont"/>
+    <w:rsid w:val="003A6C2C"/>
+  </w:style>
+  <w:style w:type="character" w:customStyle="1" w:styleId="citation-431">
+    <w:name w:val="citation-431"/>
+    <w:basedOn w:val="DefaultParagraphFont"/>
+    <w:rsid w:val="003A6C2C"/>
+  </w:style>
+  <w:style w:type="character" w:customStyle="1" w:styleId="citation-430">
+    <w:name w:val="citation-430"/>
+    <w:basedOn w:val="DefaultParagraphFont"/>
+    <w:rsid w:val="003A6C2C"/>
+  </w:style>
+  <w:style w:type="character" w:customStyle="1" w:styleId="citation-429">
+    <w:name w:val="citation-429"/>
+    <w:basedOn w:val="DefaultParagraphFont"/>
+    <w:rsid w:val="003A6C2C"/>
+  </w:style>
+  <w:style w:type="character" w:customStyle="1" w:styleId="citation-428">
+    <w:name w:val="citation-428"/>
+    <w:basedOn w:val="DefaultParagraphFont"/>
+    <w:rsid w:val="003A6C2C"/>
+  </w:style>
+  <w:style w:type="character" w:customStyle="1" w:styleId="citation-427">
+    <w:name w:val="citation-427"/>
+    <w:basedOn w:val="DefaultParagraphFont"/>
+    <w:rsid w:val="003A6C2C"/>
+  </w:style>
+  <w:style w:type="character" w:customStyle="1" w:styleId="citation-426">
+    <w:name w:val="citation-426"/>
+    <w:basedOn w:val="DefaultParagraphFont"/>
+    <w:rsid w:val="003A6C2C"/>
+  </w:style>
+  <w:style w:type="character" w:customStyle="1" w:styleId="citation-425">
+    <w:name w:val="citation-425"/>
+    <w:basedOn w:val="DefaultParagraphFont"/>
+    <w:rsid w:val="003A6C2C"/>
+  </w:style>
+  <w:style w:type="character" w:customStyle="1" w:styleId="citation-424">
+    <w:name w:val="citation-424"/>
+    <w:basedOn w:val="DefaultParagraphFont"/>
+    <w:rsid w:val="003A6C2C"/>
+  </w:style>
+  <w:style w:type="character" w:customStyle="1" w:styleId="citation-423">
+    <w:name w:val="citation-423"/>
+    <w:basedOn w:val="DefaultParagraphFont"/>
+    <w:rsid w:val="003A6C2C"/>
+  </w:style>
+  <w:style w:type="character" w:customStyle="1" w:styleId="citation-422">
+    <w:name w:val="citation-422"/>
+    <w:basedOn w:val="DefaultParagraphFont"/>
+    <w:rsid w:val="003A6C2C"/>
+  </w:style>
+  <w:style w:type="character" w:customStyle="1" w:styleId="citation-421">
+    <w:name w:val="citation-421"/>
+    <w:basedOn w:val="DefaultParagraphFont"/>
+    <w:rsid w:val="003A6C2C"/>
+  </w:style>
+  <w:style w:type="character" w:customStyle="1" w:styleId="citation-420">
+    <w:name w:val="citation-420"/>
+    <w:basedOn w:val="DefaultParagraphFont"/>
+    <w:rsid w:val="003A6C2C"/>
+  </w:style>
+  <w:style w:type="character" w:customStyle="1" w:styleId="citation-419">
+    <w:name w:val="citation-419"/>
+    <w:basedOn w:val="DefaultParagraphFont"/>
+    <w:rsid w:val="003A6C2C"/>
+  </w:style>
+  <w:style w:type="character" w:customStyle="1" w:styleId="citation-418">
+    <w:name w:val="citation-418"/>
+    <w:basedOn w:val="DefaultParagraphFont"/>
+    <w:rsid w:val="003A6C2C"/>
+  </w:style>
 </w:styles>
 </file>
 
